--- a/Diabetes/Manual usuario proyecto Diabetes.docx
+++ b/Diabetes/Manual usuario proyecto Diabetes.docx
@@ -10,12 +10,14 @@
           <w:docPartUnique/>
         </w:docPartObj>
       </w:sdtPr>
+      <w:sdtEndPr/>
       <w:sdtContent>
         <w:p/>
         <w:p>
           <w:r>
             <w:rPr>
               <w:noProof/>
+              <w:lang w:eastAsia="es-ES"/>
             </w:rPr>
             <mc:AlternateContent>
               <mc:Choice Requires="wpg">
@@ -188,6 +190,7 @@
                                       <w:dataBinding w:prefixMappings="xmlns:ns0='http://purl.org/dc/elements/1.1/' xmlns:ns1='http://schemas.openxmlformats.org/package/2006/metadata/core-properties' " w:xpath="/ns1:coreProperties[1]/ns0:title[1]" w:storeItemID="{6C3C8BC8-F283-45AE-878A-BAB7291924A1}"/>
                                       <w:text/>
                                     </w:sdtPr>
+                                    <w:sdtEndPr/>
                                     <w:sdtContent>
                                       <w:r>
                                         <w:rPr>
@@ -358,6 +361,7 @@
                                 <w:dataBinding w:prefixMappings="xmlns:ns0='http://purl.org/dc/elements/1.1/' xmlns:ns1='http://schemas.openxmlformats.org/package/2006/metadata/core-properties' " w:xpath="/ns1:coreProperties[1]/ns0:title[1]" w:storeItemID="{6C3C8BC8-F283-45AE-878A-BAB7291924A1}"/>
                                 <w:text/>
                               </w:sdtPr>
+                              <w:sdtEndPr/>
                               <w:sdtContent>
                                 <w:r>
                                   <w:rPr>
@@ -386,6 +390,7 @@
           <w:r>
             <w:rPr>
               <w:noProof/>
+              <w:lang w:eastAsia="es-ES"/>
             </w:rPr>
             <mc:AlternateContent>
               <mc:Choice Requires="wps">
@@ -460,6 +465,7 @@
                                   <w:dataBinding w:prefixMappings="xmlns:ns0='http://purl.org/dc/elements/1.1/' xmlns:ns1='http://schemas.openxmlformats.org/package/2006/metadata/core-properties' " w:xpath="/ns1:coreProperties[1]/ns0:subject[1]" w:storeItemID="{6C3C8BC8-F283-45AE-878A-BAB7291924A1}"/>
                                   <w:text/>
                                 </w:sdtPr>
+                                <w:sdtEndPr/>
                                 <w:sdtContent>
                                   <w:p>
                                     <w:pPr>
@@ -498,6 +504,7 @@
                                   <w:dataBinding w:prefixMappings="xmlns:ns0='http://purl.org/dc/elements/1.1/' xmlns:ns1='http://schemas.openxmlformats.org/package/2006/metadata/core-properties' " w:xpath="/ns1:coreProperties[1]/ns0:creator[1]" w:storeItemID="{6C3C8BC8-F283-45AE-878A-BAB7291924A1}"/>
                                   <w:text/>
                                 </w:sdtPr>
+                                <w:sdtEndPr/>
                                 <w:sdtContent>
                                   <w:p>
                                     <w:pPr>
@@ -565,6 +572,7 @@
                             <w:dataBinding w:prefixMappings="xmlns:ns0='http://purl.org/dc/elements/1.1/' xmlns:ns1='http://schemas.openxmlformats.org/package/2006/metadata/core-properties' " w:xpath="/ns1:coreProperties[1]/ns0:subject[1]" w:storeItemID="{6C3C8BC8-F283-45AE-878A-BAB7291924A1}"/>
                             <w:text/>
                           </w:sdtPr>
+                          <w:sdtEndPr/>
                           <w:sdtContent>
                             <w:p>
                               <w:pPr>
@@ -603,6 +611,7 @@
                             <w:dataBinding w:prefixMappings="xmlns:ns0='http://purl.org/dc/elements/1.1/' xmlns:ns1='http://schemas.openxmlformats.org/package/2006/metadata/core-properties' " w:xpath="/ns1:coreProperties[1]/ns0:creator[1]" w:storeItemID="{6C3C8BC8-F283-45AE-878A-BAB7291924A1}"/>
                             <w:text/>
                           </w:sdtPr>
+                          <w:sdtEndPr/>
                           <w:sdtContent>
                             <w:p>
                               <w:pPr>
@@ -638,6 +647,7 @@
           <w:r>
             <w:rPr>
               <w:noProof/>
+              <w:lang w:eastAsia="es-ES"/>
             </w:rPr>
             <mc:AlternateContent>
               <mc:Choice Requires="wps">
@@ -712,15 +722,15 @@
                                   <w:alias w:val="Año"/>
                                   <w:tag w:val=""/>
                                   <w:id w:val="1595126926"/>
-                                  <w:showingPlcHdr/>
                                   <w:dataBinding w:prefixMappings="xmlns:ns0='http://schemas.microsoft.com/office/2006/coverPageProps' " w:xpath="/ns0:CoverPageProperties[1]/ns0:PublishDate[1]" w:storeItemID="{55AF091B-3C7A-41E3-B477-F2FDAA23CFDA}"/>
-                                  <w:date w:fullDate="2012-03-16T00:00:00Z">
+                                  <w:date w:fullDate="2025-01-01T00:00:00Z">
                                     <w:dateFormat w:val="yyyy"/>
                                     <w:lid w:val="es-ES"/>
                                     <w:storeMappedDataAs w:val="dateTime"/>
                                     <w:calendar w:val="gregorian"/>
                                   </w:date>
                                 </w:sdtPr>
+                                <w:sdtEndPr/>
                                 <w:sdtContent>
                                   <w:p>
                                     <w:pPr>
@@ -738,7 +748,7 @@
                                         <w:sz w:val="24"/>
                                         <w:szCs w:val="24"/>
                                       </w:rPr>
-                                      <w:t>[Año]</w:t>
+                                      <w:t>2025</w:t>
                                     </w:r>
                                   </w:p>
                                 </w:sdtContent>
@@ -780,15 +790,15 @@
                             <w:alias w:val="Año"/>
                             <w:tag w:val=""/>
                             <w:id w:val="1595126926"/>
-                            <w:showingPlcHdr/>
                             <w:dataBinding w:prefixMappings="xmlns:ns0='http://schemas.microsoft.com/office/2006/coverPageProps' " w:xpath="/ns0:CoverPageProperties[1]/ns0:PublishDate[1]" w:storeItemID="{55AF091B-3C7A-41E3-B477-F2FDAA23CFDA}"/>
-                            <w:date w:fullDate="2012-03-16T00:00:00Z">
+                            <w:date w:fullDate="2025-01-01T00:00:00Z">
                               <w:dateFormat w:val="yyyy"/>
                               <w:lid w:val="es-ES"/>
                               <w:storeMappedDataAs w:val="dateTime"/>
                               <w:calendar w:val="gregorian"/>
                             </w:date>
                           </w:sdtPr>
+                          <w:sdtEndPr/>
                           <w:sdtContent>
                             <w:p>
                               <w:pPr>
@@ -806,7 +816,7 @@
                                   <w:sz w:val="24"/>
                                   <w:szCs w:val="24"/>
                                 </w:rPr>
-                                <w:t>[Año]</w:t>
+                                <w:t>2025</w:t>
                               </w:r>
                             </w:p>
                           </w:sdtContent>
@@ -827,6 +837,13 @@
     </w:sdt>
     <w:sdt>
       <w:sdtPr>
+        <w:rPr>
+          <w:rFonts w:asciiTheme="minorHAnsi" w:eastAsiaTheme="minorHAnsi" w:hAnsiTheme="minorHAnsi" w:cstheme="minorBidi"/>
+          <w:color w:val="auto"/>
+          <w:sz w:val="22"/>
+          <w:szCs w:val="22"/>
+          <w:lang w:eastAsia="en-US"/>
+        </w:rPr>
         <w:id w:val="-1822876699"/>
         <w:docPartObj>
           <w:docPartGallery w:val="Table of Contents"/>
@@ -835,13 +852,8 @@
       </w:sdtPr>
       <w:sdtEndPr>
         <w:rPr>
-          <w:rFonts w:asciiTheme="minorHAnsi" w:eastAsiaTheme="minorHAnsi" w:hAnsiTheme="minorHAnsi" w:cstheme="minorBidi"/>
           <w:b/>
           <w:bCs/>
-          <w:color w:val="auto"/>
-          <w:sz w:val="22"/>
-          <w:szCs w:val="22"/>
-          <w:lang w:eastAsia="en-US"/>
         </w:rPr>
       </w:sdtEndPr>
       <w:sdtContent>
@@ -854,30 +866,16 @@
           </w:r>
         </w:p>
         <w:p>
-          <w:r>
-            <w:fldChar w:fldCharType="begin"/>
-          </w:r>
-          <w:r>
-            <w:instrText xml:space="preserve"> TOC \o "1-3" \h \z \u </w:instrText>
-          </w:r>
-          <w:r>
-            <w:fldChar w:fldCharType="separate"/>
-          </w:r>
-          <w:r>
-            <w:rPr>
-              <w:b/>
-              <w:bCs/>
-              <w:noProof/>
-            </w:rPr>
-            <w:t>No se encontraron entradas de tabla de contenido.</w:t>
-          </w:r>
-          <w:r>
-            <w:rPr>
-              <w:b/>
-              <w:bCs/>
-            </w:rPr>
-            <w:fldChar w:fldCharType="end"/>
-          </w:r>
+          <w:fldSimple w:instr=" TOC \o &quot;1-3&quot; \h \z \u ">
+            <w:r>
+              <w:rPr>
+                <w:b/>
+                <w:bCs/>
+                <w:noProof/>
+              </w:rPr>
+              <w:t>No se encontraron entradas de tabla de contenido.</w:t>
+            </w:r>
+          </w:fldSimple>
         </w:p>
       </w:sdtContent>
     </w:sdt>
@@ -901,13 +899,7 @@
     </w:p>
     <w:p>
       <w:r>
-        <w:t xml:space="preserve">Bienvenido al Manual de Usuario de la aplicación </w:t>
-      </w:r>
-      <w:r>
-        <w:t>Control Diabetes</w:t>
-      </w:r>
-      <w:r>
-        <w:t>. Este manual</w:t>
+        <w:t>Bienvenido al Manual de Usuario de la aplicación Control Diabetes. Este manual</w:t>
       </w:r>
     </w:p>
     <w:p>
@@ -929,7 +921,7 @@
       <w:r>
         <w:t xml:space="preserve">Acceso: </w:t>
       </w:r>
-      <w:hyperlink r:id="rId8" w:history="1">
+      <w:hyperlink r:id="rId9" w:history="1">
         <w:r>
           <w:rPr>
             <w:rStyle w:val="Hipervnculo"/>
@@ -997,7 +989,7 @@
                     <pic:cNvPicPr/>
                   </pic:nvPicPr>
                   <pic:blipFill>
-                    <a:blip r:embed="rId9"/>
+                    <a:blip r:embed="rId10"/>
                     <a:stretch>
                       <a:fillRect/>
                     </a:stretch>
@@ -1045,7 +1037,7 @@
                     <pic:cNvPicPr/>
                   </pic:nvPicPr>
                   <pic:blipFill>
-                    <a:blip r:embed="rId10"/>
+                    <a:blip r:embed="rId11"/>
                     <a:stretch>
                       <a:fillRect/>
                     </a:stretch>
@@ -1094,7 +1086,7 @@
                     <pic:cNvPicPr/>
                   </pic:nvPicPr>
                   <pic:blipFill>
-                    <a:blip r:embed="rId11"/>
+                    <a:blip r:embed="rId12"/>
                     <a:stretch>
                       <a:fillRect/>
                     </a:stretch>
@@ -1149,7 +1141,7 @@
                     <pic:cNvPicPr/>
                   </pic:nvPicPr>
                   <pic:blipFill>
-                    <a:blip r:embed="rId12"/>
+                    <a:blip r:embed="rId13"/>
                     <a:stretch>
                       <a:fillRect/>
                     </a:stretch>
@@ -1192,7 +1184,7 @@
                     <pic:cNvPicPr/>
                   </pic:nvPicPr>
                   <pic:blipFill>
-                    <a:blip r:embed="rId13"/>
+                    <a:blip r:embed="rId14"/>
                     <a:stretch>
                       <a:fillRect/>
                     </a:stretch>
@@ -1260,7 +1252,7 @@
                     <pic:cNvPicPr/>
                   </pic:nvPicPr>
                   <pic:blipFill>
-                    <a:blip r:embed="rId14"/>
+                    <a:blip r:embed="rId15"/>
                     <a:stretch>
                       <a:fillRect/>
                     </a:stretch>
@@ -1315,7 +1307,7 @@
                     <pic:cNvPicPr/>
                   </pic:nvPicPr>
                   <pic:blipFill>
-                    <a:blip r:embed="rId15"/>
+                    <a:blip r:embed="rId16"/>
                     <a:stretch>
                       <a:fillRect/>
                     </a:stretch>
@@ -1383,7 +1375,7 @@
                     <pic:cNvPicPr/>
                   </pic:nvPicPr>
                   <pic:blipFill>
-                    <a:blip r:embed="rId16"/>
+                    <a:blip r:embed="rId17"/>
                     <a:stretch>
                       <a:fillRect/>
                     </a:stretch>
@@ -1406,15 +1398,7 @@
     </w:p>
     <w:p>
       <w:r>
-        <w:t xml:space="preserve">Si se crea sin errores se </w:t>
-      </w:r>
-      <w:proofErr w:type="spellStart"/>
-      <w:r>
-        <w:t>redirecciona</w:t>
-      </w:r>
-      <w:proofErr w:type="spellEnd"/>
-      <w:r>
-        <w:t xml:space="preserve"> a la página principal del apartado</w:t>
+        <w:t>Si se crea sin errores se redirecciona a la página principal del apartado</w:t>
       </w:r>
     </w:p>
     <w:p>
@@ -1451,7 +1435,7 @@
                     <pic:cNvPicPr/>
                   </pic:nvPicPr>
                   <pic:blipFill>
-                    <a:blip r:embed="rId17"/>
+                    <a:blip r:embed="rId18"/>
                     <a:stretch>
                       <a:fillRect/>
                     </a:stretch>
@@ -1495,7 +1479,7 @@
                     <pic:cNvPicPr/>
                   </pic:nvPicPr>
                   <pic:blipFill>
-                    <a:blip r:embed="rId18"/>
+                    <a:blip r:embed="rId19"/>
                     <a:stretch>
                       <a:fillRect/>
                     </a:stretch>
@@ -1550,7 +1534,7 @@
                     <pic:cNvPicPr/>
                   </pic:nvPicPr>
                   <pic:blipFill>
-                    <a:blip r:embed="rId19"/>
+                    <a:blip r:embed="rId20"/>
                     <a:stretch>
                       <a:fillRect/>
                     </a:stretch>
@@ -1617,7 +1601,7 @@
                     <pic:cNvPicPr/>
                   </pic:nvPicPr>
                   <pic:blipFill>
-                    <a:blip r:embed="rId20"/>
+                    <a:blip r:embed="rId21"/>
                     <a:stretch>
                       <a:fillRect/>
                     </a:stretch>
@@ -1637,11 +1621,180 @@
           </wp:inline>
         </w:drawing>
       </w:r>
+    </w:p>
+    <w:p>
+      <w:pPr>
+        <w:pStyle w:val="Ttulo3"/>
+        <w:numPr>
+          <w:ilvl w:val="2"/>
+          <w:numId w:val="1"/>
+        </w:numPr>
+      </w:pPr>
+      <w:r>
+        <w:lastRenderedPageBreak/>
+        <w:t>Editar</w:t>
+      </w:r>
+    </w:p>
+    <w:p>
+      <w:r>
+        <w:rPr>
+          <w:noProof/>
+          <w:lang w:eastAsia="es-ES"/>
+        </w:rPr>
+        <w:drawing>
+          <wp:inline distT="0" distB="0" distL="0" distR="0" wp14:anchorId="686895D5" wp14:editId="1CC875E4">
+            <wp:extent cx="5400040" cy="2611120"/>
+            <wp:effectExtent l="0" t="0" r="0" b="0"/>
+            <wp:docPr id="2" name="Imagen 2"/>
+            <wp:cNvGraphicFramePr>
+              <a:graphicFrameLocks xmlns:a="http://schemas.openxmlformats.org/drawingml/2006/main" noChangeAspect="1"/>
+            </wp:cNvGraphicFramePr>
+            <a:graphic xmlns:a="http://schemas.openxmlformats.org/drawingml/2006/main">
+              <a:graphicData uri="http://schemas.openxmlformats.org/drawingml/2006/picture">
+                <pic:pic xmlns:pic="http://schemas.openxmlformats.org/drawingml/2006/picture">
+                  <pic:nvPicPr>
+                    <pic:cNvPr id="1" name=""/>
+                    <pic:cNvPicPr/>
+                  </pic:nvPicPr>
+                  <pic:blipFill>
+                    <a:blip r:embed="rId22"/>
+                    <a:stretch>
+                      <a:fillRect/>
+                    </a:stretch>
+                  </pic:blipFill>
+                  <pic:spPr>
+                    <a:xfrm>
+                      <a:off x="0" y="0"/>
+                      <a:ext cx="5400040" cy="2611120"/>
+                    </a:xfrm>
+                    <a:prstGeom prst="rect">
+                      <a:avLst/>
+                    </a:prstGeom>
+                  </pic:spPr>
+                </pic:pic>
+              </a:graphicData>
+            </a:graphic>
+          </wp:inline>
+        </w:drawing>
+      </w:r>
+    </w:p>
+    <w:p>
+      <w:r>
+        <w:rPr>
+          <w:noProof/>
+          <w:lang w:eastAsia="es-ES"/>
+        </w:rPr>
+        <w:drawing>
+          <wp:inline distT="0" distB="0" distL="0" distR="0" wp14:anchorId="51A87837" wp14:editId="7B202DC2">
+            <wp:extent cx="5400040" cy="2604135"/>
+            <wp:effectExtent l="0" t="0" r="0" b="5715"/>
+            <wp:docPr id="14" name="Imagen 14"/>
+            <wp:cNvGraphicFramePr>
+              <a:graphicFrameLocks xmlns:a="http://schemas.openxmlformats.org/drawingml/2006/main" noChangeAspect="1"/>
+            </wp:cNvGraphicFramePr>
+            <a:graphic xmlns:a="http://schemas.openxmlformats.org/drawingml/2006/main">
+              <a:graphicData uri="http://schemas.openxmlformats.org/drawingml/2006/picture">
+                <pic:pic xmlns:pic="http://schemas.openxmlformats.org/drawingml/2006/picture">
+                  <pic:nvPicPr>
+                    <pic:cNvPr id="1" name=""/>
+                    <pic:cNvPicPr/>
+                  </pic:nvPicPr>
+                  <pic:blipFill>
+                    <a:blip r:embed="rId23"/>
+                    <a:stretch>
+                      <a:fillRect/>
+                    </a:stretch>
+                  </pic:blipFill>
+                  <pic:spPr>
+                    <a:xfrm>
+                      <a:off x="0" y="0"/>
+                      <a:ext cx="5400040" cy="2604135"/>
+                    </a:xfrm>
+                    <a:prstGeom prst="rect">
+                      <a:avLst/>
+                    </a:prstGeom>
+                  </pic:spPr>
+                </pic:pic>
+              </a:graphicData>
+            </a:graphic>
+          </wp:inline>
+        </w:drawing>
+      </w:r>
+    </w:p>
+    <w:p>
+      <w:pPr>
+        <w:pStyle w:val="Ttulo3"/>
+        <w:numPr>
+          <w:ilvl w:val="2"/>
+          <w:numId w:val="1"/>
+        </w:numPr>
+      </w:pPr>
+      <w:r>
+        <w:t>Borrar</w:t>
+      </w:r>
+    </w:p>
+    <w:p>
+      <w:r>
+        <w:rPr>
+          <w:noProof/>
+          <w:lang w:eastAsia="es-ES"/>
+        </w:rPr>
+        <w:drawing>
+          <wp:inline distT="0" distB="0" distL="0" distR="0" wp14:anchorId="6C6CCA45" wp14:editId="0F4B717B">
+            <wp:extent cx="5400040" cy="2602865"/>
+            <wp:effectExtent l="0" t="0" r="0" b="6985"/>
+            <wp:docPr id="15" name="Imagen 15"/>
+            <wp:cNvGraphicFramePr>
+              <a:graphicFrameLocks xmlns:a="http://schemas.openxmlformats.org/drawingml/2006/main" noChangeAspect="1"/>
+            </wp:cNvGraphicFramePr>
+            <a:graphic xmlns:a="http://schemas.openxmlformats.org/drawingml/2006/main">
+              <a:graphicData uri="http://schemas.openxmlformats.org/drawingml/2006/picture">
+                <pic:pic xmlns:pic="http://schemas.openxmlformats.org/drawingml/2006/picture">
+                  <pic:nvPicPr>
+                    <pic:cNvPr id="1" name=""/>
+                    <pic:cNvPicPr/>
+                  </pic:nvPicPr>
+                  <pic:blipFill>
+                    <a:blip r:embed="rId24"/>
+                    <a:stretch>
+                      <a:fillRect/>
+                    </a:stretch>
+                  </pic:blipFill>
+                  <pic:spPr>
+                    <a:xfrm>
+                      <a:off x="0" y="0"/>
+                      <a:ext cx="5400040" cy="2602865"/>
+                    </a:xfrm>
+                    <a:prstGeom prst="rect">
+                      <a:avLst/>
+                    </a:prstGeom>
+                  </pic:spPr>
+                </pic:pic>
+              </a:graphicData>
+            </a:graphic>
+          </wp:inline>
+        </w:drawing>
+      </w:r>
+    </w:p>
+    <w:p>
+      <w:pPr>
+        <w:pStyle w:val="Ttulo2"/>
+        <w:numPr>
+          <w:ilvl w:val="1"/>
+          <w:numId w:val="1"/>
+        </w:numPr>
+      </w:pPr>
+      <w:r>
+        <w:lastRenderedPageBreak/>
+        <w:t>Híper/Hipoglucemia</w:t>
+      </w:r>
+    </w:p>
+    <w:p>
       <w:bookmarkStart w:id="0" w:name="_GoBack"/>
       <w:bookmarkEnd w:id="0"/>
     </w:p>
     <w:sectPr>
-      <w:footerReference w:type="default" r:id="rId21"/>
+      <w:footerReference w:type="default" r:id="rId25"/>
       <w:pgSz w:w="11906" w:h="16838"/>
       <w:pgMar w:top="1417" w:right="1701" w:bottom="1417" w:left="1701" w:header="708" w:footer="708" w:gutter="0"/>
       <w:pgNumType w:start="0"/>
@@ -1688,6 +1841,7 @@
         <w:docPartUnique/>
       </w:docPartObj>
     </w:sdtPr>
+    <w:sdtEndPr/>
     <w:sdtContent>
       <w:p>
         <w:pPr>
@@ -1707,7 +1861,7 @@
           <w:rPr>
             <w:noProof/>
           </w:rPr>
-          <w:t>6</w:t>
+          <w:t>5</w:t>
         </w:r>
         <w:r>
           <w:fldChar w:fldCharType="end"/>
@@ -1923,6 +2077,92 @@
     </w:lvl>
   </w:abstractNum>
   <w:abstractNum w:abstractNumId="2" w15:restartNumberingAfterBreak="0">
+    <w:nsid w:val="1DED3C5F"/>
+    <w:multiLevelType w:val="multilevel"/>
+    <w:tmpl w:val="0C0A001F"/>
+    <w:lvl w:ilvl="0">
+      <w:start w:val="1"/>
+      <w:numFmt w:val="decimal"/>
+      <w:lvlText w:val="%1."/>
+      <w:lvlJc w:val="left"/>
+      <w:pPr>
+        <w:ind w:left="360" w:hanging="360"/>
+      </w:pPr>
+    </w:lvl>
+    <w:lvl w:ilvl="1">
+      <w:start w:val="1"/>
+      <w:numFmt w:val="decimal"/>
+      <w:lvlText w:val="%1.%2."/>
+      <w:lvlJc w:val="left"/>
+      <w:pPr>
+        <w:ind w:left="792" w:hanging="432"/>
+      </w:pPr>
+    </w:lvl>
+    <w:lvl w:ilvl="2">
+      <w:start w:val="1"/>
+      <w:numFmt w:val="decimal"/>
+      <w:lvlText w:val="%1.%2.%3."/>
+      <w:lvlJc w:val="left"/>
+      <w:pPr>
+        <w:ind w:left="1224" w:hanging="504"/>
+      </w:pPr>
+    </w:lvl>
+    <w:lvl w:ilvl="3">
+      <w:start w:val="1"/>
+      <w:numFmt w:val="decimal"/>
+      <w:lvlText w:val="%1.%2.%3.%4."/>
+      <w:lvlJc w:val="left"/>
+      <w:pPr>
+        <w:ind w:left="1728" w:hanging="648"/>
+      </w:pPr>
+    </w:lvl>
+    <w:lvl w:ilvl="4">
+      <w:start w:val="1"/>
+      <w:numFmt w:val="decimal"/>
+      <w:lvlText w:val="%1.%2.%3.%4.%5."/>
+      <w:lvlJc w:val="left"/>
+      <w:pPr>
+        <w:ind w:left="2232" w:hanging="792"/>
+      </w:pPr>
+    </w:lvl>
+    <w:lvl w:ilvl="5">
+      <w:start w:val="1"/>
+      <w:numFmt w:val="decimal"/>
+      <w:lvlText w:val="%1.%2.%3.%4.%5.%6."/>
+      <w:lvlJc w:val="left"/>
+      <w:pPr>
+        <w:ind w:left="2736" w:hanging="936"/>
+      </w:pPr>
+    </w:lvl>
+    <w:lvl w:ilvl="6">
+      <w:start w:val="1"/>
+      <w:numFmt w:val="decimal"/>
+      <w:lvlText w:val="%1.%2.%3.%4.%5.%6.%7."/>
+      <w:lvlJc w:val="left"/>
+      <w:pPr>
+        <w:ind w:left="3240" w:hanging="1080"/>
+      </w:pPr>
+    </w:lvl>
+    <w:lvl w:ilvl="7">
+      <w:start w:val="1"/>
+      <w:numFmt w:val="decimal"/>
+      <w:lvlText w:val="%1.%2.%3.%4.%5.%6.%7.%8."/>
+      <w:lvlJc w:val="left"/>
+      <w:pPr>
+        <w:ind w:left="3744" w:hanging="1224"/>
+      </w:pPr>
+    </w:lvl>
+    <w:lvl w:ilvl="8">
+      <w:start w:val="1"/>
+      <w:numFmt w:val="decimal"/>
+      <w:lvlText w:val="%1.%2.%3.%4.%5.%6.%7.%8.%9."/>
+      <w:lvlJc w:val="left"/>
+      <w:pPr>
+        <w:ind w:left="4320" w:hanging="1440"/>
+      </w:pPr>
+    </w:lvl>
+  </w:abstractNum>
+  <w:abstractNum w:abstractNumId="3" w15:restartNumberingAfterBreak="0">
     <w:nsid w:val="4BF36541"/>
     <w:multiLevelType w:val="multilevel"/>
     <w:tmpl w:val="0C0A001F"/>
@@ -2008,7 +2248,93 @@
       </w:pPr>
     </w:lvl>
   </w:abstractNum>
-  <w:abstractNum w:abstractNumId="3" w15:restartNumberingAfterBreak="0">
+  <w:abstractNum w:abstractNumId="4" w15:restartNumberingAfterBreak="0">
+    <w:nsid w:val="54D24516"/>
+    <w:multiLevelType w:val="multilevel"/>
+    <w:tmpl w:val="0C0A001F"/>
+    <w:lvl w:ilvl="0">
+      <w:start w:val="1"/>
+      <w:numFmt w:val="decimal"/>
+      <w:lvlText w:val="%1."/>
+      <w:lvlJc w:val="left"/>
+      <w:pPr>
+        <w:ind w:left="360" w:hanging="360"/>
+      </w:pPr>
+    </w:lvl>
+    <w:lvl w:ilvl="1">
+      <w:start w:val="1"/>
+      <w:numFmt w:val="decimal"/>
+      <w:lvlText w:val="%1.%2."/>
+      <w:lvlJc w:val="left"/>
+      <w:pPr>
+        <w:ind w:left="792" w:hanging="432"/>
+      </w:pPr>
+    </w:lvl>
+    <w:lvl w:ilvl="2">
+      <w:start w:val="1"/>
+      <w:numFmt w:val="decimal"/>
+      <w:lvlText w:val="%1.%2.%3."/>
+      <w:lvlJc w:val="left"/>
+      <w:pPr>
+        <w:ind w:left="1224" w:hanging="504"/>
+      </w:pPr>
+    </w:lvl>
+    <w:lvl w:ilvl="3">
+      <w:start w:val="1"/>
+      <w:numFmt w:val="decimal"/>
+      <w:lvlText w:val="%1.%2.%3.%4."/>
+      <w:lvlJc w:val="left"/>
+      <w:pPr>
+        <w:ind w:left="1728" w:hanging="648"/>
+      </w:pPr>
+    </w:lvl>
+    <w:lvl w:ilvl="4">
+      <w:start w:val="1"/>
+      <w:numFmt w:val="decimal"/>
+      <w:lvlText w:val="%1.%2.%3.%4.%5."/>
+      <w:lvlJc w:val="left"/>
+      <w:pPr>
+        <w:ind w:left="2232" w:hanging="792"/>
+      </w:pPr>
+    </w:lvl>
+    <w:lvl w:ilvl="5">
+      <w:start w:val="1"/>
+      <w:numFmt w:val="decimal"/>
+      <w:lvlText w:val="%1.%2.%3.%4.%5.%6."/>
+      <w:lvlJc w:val="left"/>
+      <w:pPr>
+        <w:ind w:left="2736" w:hanging="936"/>
+      </w:pPr>
+    </w:lvl>
+    <w:lvl w:ilvl="6">
+      <w:start w:val="1"/>
+      <w:numFmt w:val="decimal"/>
+      <w:lvlText w:val="%1.%2.%3.%4.%5.%6.%7."/>
+      <w:lvlJc w:val="left"/>
+      <w:pPr>
+        <w:ind w:left="3240" w:hanging="1080"/>
+      </w:pPr>
+    </w:lvl>
+    <w:lvl w:ilvl="7">
+      <w:start w:val="1"/>
+      <w:numFmt w:val="decimal"/>
+      <w:lvlText w:val="%1.%2.%3.%4.%5.%6.%7.%8."/>
+      <w:lvlJc w:val="left"/>
+      <w:pPr>
+        <w:ind w:left="3744" w:hanging="1224"/>
+      </w:pPr>
+    </w:lvl>
+    <w:lvl w:ilvl="8">
+      <w:start w:val="1"/>
+      <w:numFmt w:val="decimal"/>
+      <w:lvlText w:val="%1.%2.%3.%4.%5.%6.%7.%8.%9."/>
+      <w:lvlJc w:val="left"/>
+      <w:pPr>
+        <w:ind w:left="4320" w:hanging="1440"/>
+      </w:pPr>
+    </w:lvl>
+  </w:abstractNum>
+  <w:abstractNum w:abstractNumId="5" w15:restartNumberingAfterBreak="0">
     <w:nsid w:val="57CE41E1"/>
     <w:multiLevelType w:val="multilevel"/>
     <w:tmpl w:val="0C0A001F"/>
@@ -2095,7 +2421,7 @@
     </w:lvl>
   </w:abstractNum>
   <w:num w:numId="1">
-    <w:abstractNumId w:val="2"/>
+    <w:abstractNumId w:val="3"/>
   </w:num>
   <w:num w:numId="2">
     <w:abstractNumId w:val="1"/>
@@ -2104,7 +2430,13 @@
     <w:abstractNumId w:val="0"/>
   </w:num>
   <w:num w:numId="4">
-    <w:abstractNumId w:val="3"/>
+    <w:abstractNumId w:val="5"/>
+  </w:num>
+  <w:num w:numId="5">
+    <w:abstractNumId w:val="4"/>
+  </w:num>
+  <w:num w:numId="6">
+    <w:abstractNumId w:val="2"/>
   </w:num>
 </w:numbering>
 </file>
@@ -2568,6 +2900,28 @@
       <w:szCs w:val="24"/>
     </w:rPr>
   </w:style>
+  <w:style w:type="paragraph" w:styleId="Ttulo4">
+    <w:name w:val="heading 4"/>
+    <w:basedOn w:val="Normal"/>
+    <w:next w:val="Normal"/>
+    <w:link w:val="Ttulo4Car"/>
+    <w:uiPriority w:val="9"/>
+    <w:unhideWhenUsed/>
+    <w:qFormat/>
+    <w:rsid w:val="005236DF"/>
+    <w:pPr>
+      <w:keepNext/>
+      <w:keepLines/>
+      <w:spacing w:before="40" w:after="0"/>
+      <w:outlineLvl w:val="3"/>
+    </w:pPr>
+    <w:rPr>
+      <w:rFonts w:asciiTheme="majorHAnsi" w:eastAsiaTheme="majorEastAsia" w:hAnsiTheme="majorHAnsi" w:cstheme="majorBidi"/>
+      <w:i/>
+      <w:iCs/>
+      <w:color w:val="2E74B5" w:themeColor="accent1" w:themeShade="BF"/>
+    </w:rPr>
+  </w:style>
   <w:style w:type="character" w:default="1" w:styleId="Fuentedeprrafopredeter">
     <w:name w:val="Default Paragraph Font"/>
     <w:uiPriority w:val="1"/>
@@ -2738,6 +3092,19 @@
       <w:color w:val="1F4D78" w:themeColor="accent1" w:themeShade="7F"/>
       <w:sz w:val="24"/>
       <w:szCs w:val="24"/>
+    </w:rPr>
+  </w:style>
+  <w:style w:type="character" w:customStyle="1" w:styleId="Ttulo4Car">
+    <w:name w:val="Título 4 Car"/>
+    <w:basedOn w:val="Fuentedeprrafopredeter"/>
+    <w:link w:val="Ttulo4"/>
+    <w:uiPriority w:val="9"/>
+    <w:rsid w:val="005236DF"/>
+    <w:rPr>
+      <w:rFonts w:asciiTheme="majorHAnsi" w:eastAsiaTheme="majorEastAsia" w:hAnsiTheme="majorHAnsi" w:cstheme="majorBidi"/>
+      <w:i/>
+      <w:iCs/>
+      <w:color w:val="2E74B5" w:themeColor="accent1" w:themeShade="BF"/>
     </w:rPr>
   </w:style>
 </w:styles>
@@ -3005,11 +3372,30 @@
 </file>
 
 <file path=customXml/item1.xml><?xml version="1.0" encoding="utf-8"?>
+<CoverPageProperties xmlns="http://schemas.microsoft.com/office/2006/coverPageProps">
+  <PublishDate>2025</PublishDate>
+  <Abstract/>
+  <CompanyAddress/>
+  <CompanyPhone/>
+  <CompanyFax/>
+  <CompanyEmail/>
+</CoverPageProperties>
+</file>
+
+<file path=customXml/item2.xml><?xml version="1.0" encoding="utf-8"?>
 <b:Sources xmlns:b="http://schemas.openxmlformats.org/officeDocument/2006/bibliography" xmlns="http://schemas.openxmlformats.org/officeDocument/2006/bibliography" SelectedStyle="\APASixthEditionOfficeOnline.xsl" StyleName="APA" Version="6"/>
 </file>
 
 <file path=customXml/itemProps1.xml><?xml version="1.0" encoding="utf-8"?>
-<ds:datastoreItem xmlns:ds="http://schemas.openxmlformats.org/officeDocument/2006/customXml" ds:itemID="{70E3354A-FB38-4E3C-AD76-73F61D1340E0}">
+<ds:datastoreItem xmlns:ds="http://schemas.openxmlformats.org/officeDocument/2006/customXml" ds:itemID="{55AF091B-3C7A-41E3-B477-F2FDAA23CFDA}">
+  <ds:schemaRefs>
+    <ds:schemaRef ds:uri="http://schemas.microsoft.com/office/2006/coverPageProps"/>
+  </ds:schemaRefs>
+</ds:datastoreItem>
+</file>
+
+<file path=customXml/itemProps2.xml><?xml version="1.0" encoding="utf-8"?>
+<ds:datastoreItem xmlns:ds="http://schemas.openxmlformats.org/officeDocument/2006/customXml" ds:itemID="{EC445C1B-12D9-4255-BD3E-881826E95559}">
   <ds:schemaRefs>
     <ds:schemaRef ds:uri="http://schemas.openxmlformats.org/officeDocument/2006/bibliography"/>
   </ds:schemaRefs>

--- a/Diabetes/Manual usuario proyecto Diabetes.docx
+++ b/Diabetes/Manual usuario proyecto Diabetes.docx
@@ -866,16 +866,1581 @@
           </w:r>
         </w:p>
         <w:p>
-          <w:fldSimple w:instr=" TOC \o &quot;1-3&quot; \h \z \u ">
-            <w:r>
-              <w:rPr>
-                <w:b/>
-                <w:bCs/>
-                <w:noProof/>
-              </w:rPr>
-              <w:t>No se encontraron entradas de tabla de contenido.</w:t>
-            </w:r>
-          </w:fldSimple>
+          <w:pPr>
+            <w:pStyle w:val="TDC1"/>
+            <w:tabs>
+              <w:tab w:val="left" w:pos="440"/>
+              <w:tab w:val="right" w:leader="dot" w:pos="8494"/>
+            </w:tabs>
+            <w:rPr>
+              <w:noProof/>
+            </w:rPr>
+          </w:pPr>
+          <w:r>
+            <w:fldChar w:fldCharType="begin"/>
+          </w:r>
+          <w:r>
+            <w:instrText xml:space="preserve"> TOC \o "1-3" \h \z \u </w:instrText>
+          </w:r>
+          <w:r>
+            <w:fldChar w:fldCharType="separate"/>
+          </w:r>
+          <w:hyperlink w:anchor="_Toc192491466" w:history="1">
+            <w:r>
+              <w:rPr>
+                <w:rStyle w:val="Hipervnculo"/>
+                <w:noProof/>
+              </w:rPr>
+              <w:t>1.</w:t>
+            </w:r>
+            <w:r>
+              <w:rPr>
+                <w:noProof/>
+              </w:rPr>
+              <w:tab/>
+            </w:r>
+            <w:r>
+              <w:rPr>
+                <w:rStyle w:val="Hipervnculo"/>
+                <w:noProof/>
+              </w:rPr>
+              <w:t>Introducción</w:t>
+            </w:r>
+            <w:r>
+              <w:rPr>
+                <w:noProof/>
+                <w:webHidden/>
+              </w:rPr>
+              <w:tab/>
+            </w:r>
+            <w:r>
+              <w:rPr>
+                <w:noProof/>
+                <w:webHidden/>
+              </w:rPr>
+              <w:fldChar w:fldCharType="begin"/>
+            </w:r>
+            <w:r>
+              <w:rPr>
+                <w:noProof/>
+                <w:webHidden/>
+              </w:rPr>
+              <w:instrText xml:space="preserve"> PAGEREF _Toc192491466 \h </w:instrText>
+            </w:r>
+            <w:r>
+              <w:rPr>
+                <w:noProof/>
+                <w:webHidden/>
+              </w:rPr>
+            </w:r>
+            <w:r>
+              <w:rPr>
+                <w:noProof/>
+                <w:webHidden/>
+              </w:rPr>
+              <w:fldChar w:fldCharType="separate"/>
+            </w:r>
+            <w:r>
+              <w:rPr>
+                <w:noProof/>
+                <w:webHidden/>
+              </w:rPr>
+              <w:t>2</w:t>
+            </w:r>
+            <w:r>
+              <w:rPr>
+                <w:noProof/>
+                <w:webHidden/>
+              </w:rPr>
+              <w:fldChar w:fldCharType="end"/>
+            </w:r>
+          </w:hyperlink>
+        </w:p>
+        <w:p>
+          <w:pPr>
+            <w:pStyle w:val="TDC1"/>
+            <w:tabs>
+              <w:tab w:val="left" w:pos="440"/>
+              <w:tab w:val="right" w:leader="dot" w:pos="8494"/>
+            </w:tabs>
+            <w:rPr>
+              <w:noProof/>
+            </w:rPr>
+          </w:pPr>
+          <w:hyperlink w:anchor="_Toc192491467" w:history="1">
+            <w:r>
+              <w:rPr>
+                <w:rStyle w:val="Hipervnculo"/>
+                <w:noProof/>
+              </w:rPr>
+              <w:t>2.</w:t>
+            </w:r>
+            <w:r>
+              <w:rPr>
+                <w:noProof/>
+              </w:rPr>
+              <w:tab/>
+            </w:r>
+            <w:r>
+              <w:rPr>
+                <w:rStyle w:val="Hipervnculo"/>
+                <w:noProof/>
+              </w:rPr>
+              <w:t>Registro e inicio de sesión</w:t>
+            </w:r>
+            <w:r>
+              <w:rPr>
+                <w:noProof/>
+                <w:webHidden/>
+              </w:rPr>
+              <w:tab/>
+            </w:r>
+            <w:r>
+              <w:rPr>
+                <w:noProof/>
+                <w:webHidden/>
+              </w:rPr>
+              <w:fldChar w:fldCharType="begin"/>
+            </w:r>
+            <w:r>
+              <w:rPr>
+                <w:noProof/>
+                <w:webHidden/>
+              </w:rPr>
+              <w:instrText xml:space="preserve"> PAGEREF _Toc192491467 \h </w:instrText>
+            </w:r>
+            <w:r>
+              <w:rPr>
+                <w:noProof/>
+                <w:webHidden/>
+              </w:rPr>
+            </w:r>
+            <w:r>
+              <w:rPr>
+                <w:noProof/>
+                <w:webHidden/>
+              </w:rPr>
+              <w:fldChar w:fldCharType="separate"/>
+            </w:r>
+            <w:r>
+              <w:rPr>
+                <w:noProof/>
+                <w:webHidden/>
+              </w:rPr>
+              <w:t>2</w:t>
+            </w:r>
+            <w:r>
+              <w:rPr>
+                <w:noProof/>
+                <w:webHidden/>
+              </w:rPr>
+              <w:fldChar w:fldCharType="end"/>
+            </w:r>
+          </w:hyperlink>
+        </w:p>
+        <w:p>
+          <w:pPr>
+            <w:pStyle w:val="TDC2"/>
+            <w:tabs>
+              <w:tab w:val="left" w:pos="880"/>
+              <w:tab w:val="right" w:leader="dot" w:pos="8494"/>
+            </w:tabs>
+            <w:rPr>
+              <w:noProof/>
+            </w:rPr>
+          </w:pPr>
+          <w:hyperlink w:anchor="_Toc192491468" w:history="1">
+            <w:r>
+              <w:rPr>
+                <w:rStyle w:val="Hipervnculo"/>
+                <w:noProof/>
+              </w:rPr>
+              <w:t>2.1.</w:t>
+            </w:r>
+            <w:r>
+              <w:rPr>
+                <w:noProof/>
+              </w:rPr>
+              <w:tab/>
+            </w:r>
+            <w:r>
+              <w:rPr>
+                <w:rStyle w:val="Hipervnculo"/>
+                <w:noProof/>
+              </w:rPr>
+              <w:t>Registro</w:t>
+            </w:r>
+            <w:r>
+              <w:rPr>
+                <w:noProof/>
+                <w:webHidden/>
+              </w:rPr>
+              <w:tab/>
+            </w:r>
+            <w:r>
+              <w:rPr>
+                <w:noProof/>
+                <w:webHidden/>
+              </w:rPr>
+              <w:fldChar w:fldCharType="begin"/>
+            </w:r>
+            <w:r>
+              <w:rPr>
+                <w:noProof/>
+                <w:webHidden/>
+              </w:rPr>
+              <w:instrText xml:space="preserve"> PAGEREF _Toc192491468 \h </w:instrText>
+            </w:r>
+            <w:r>
+              <w:rPr>
+                <w:noProof/>
+                <w:webHidden/>
+              </w:rPr>
+            </w:r>
+            <w:r>
+              <w:rPr>
+                <w:noProof/>
+                <w:webHidden/>
+              </w:rPr>
+              <w:fldChar w:fldCharType="separate"/>
+            </w:r>
+            <w:r>
+              <w:rPr>
+                <w:noProof/>
+                <w:webHidden/>
+              </w:rPr>
+              <w:t>2</w:t>
+            </w:r>
+            <w:r>
+              <w:rPr>
+                <w:noProof/>
+                <w:webHidden/>
+              </w:rPr>
+              <w:fldChar w:fldCharType="end"/>
+            </w:r>
+          </w:hyperlink>
+        </w:p>
+        <w:p>
+          <w:pPr>
+            <w:pStyle w:val="TDC2"/>
+            <w:tabs>
+              <w:tab w:val="left" w:pos="880"/>
+              <w:tab w:val="right" w:leader="dot" w:pos="8494"/>
+            </w:tabs>
+            <w:rPr>
+              <w:noProof/>
+            </w:rPr>
+          </w:pPr>
+          <w:hyperlink w:anchor="_Toc192491469" w:history="1">
+            <w:r>
+              <w:rPr>
+                <w:rStyle w:val="Hipervnculo"/>
+                <w:noProof/>
+              </w:rPr>
+              <w:t>2.2.</w:t>
+            </w:r>
+            <w:r>
+              <w:rPr>
+                <w:noProof/>
+              </w:rPr>
+              <w:tab/>
+            </w:r>
+            <w:r>
+              <w:rPr>
+                <w:rStyle w:val="Hipervnculo"/>
+                <w:noProof/>
+              </w:rPr>
+              <w:t>Iniciar sesión</w:t>
+            </w:r>
+            <w:r>
+              <w:rPr>
+                <w:noProof/>
+                <w:webHidden/>
+              </w:rPr>
+              <w:tab/>
+            </w:r>
+            <w:r>
+              <w:rPr>
+                <w:noProof/>
+                <w:webHidden/>
+              </w:rPr>
+              <w:fldChar w:fldCharType="begin"/>
+            </w:r>
+            <w:r>
+              <w:rPr>
+                <w:noProof/>
+                <w:webHidden/>
+              </w:rPr>
+              <w:instrText xml:space="preserve"> PAGEREF _Toc192491469 \h </w:instrText>
+            </w:r>
+            <w:r>
+              <w:rPr>
+                <w:noProof/>
+                <w:webHidden/>
+              </w:rPr>
+            </w:r>
+            <w:r>
+              <w:rPr>
+                <w:noProof/>
+                <w:webHidden/>
+              </w:rPr>
+              <w:fldChar w:fldCharType="separate"/>
+            </w:r>
+            <w:r>
+              <w:rPr>
+                <w:noProof/>
+                <w:webHidden/>
+              </w:rPr>
+              <w:t>3</w:t>
+            </w:r>
+            <w:r>
+              <w:rPr>
+                <w:noProof/>
+                <w:webHidden/>
+              </w:rPr>
+              <w:fldChar w:fldCharType="end"/>
+            </w:r>
+          </w:hyperlink>
+        </w:p>
+        <w:p>
+          <w:pPr>
+            <w:pStyle w:val="TDC1"/>
+            <w:tabs>
+              <w:tab w:val="left" w:pos="440"/>
+              <w:tab w:val="right" w:leader="dot" w:pos="8494"/>
+            </w:tabs>
+            <w:rPr>
+              <w:noProof/>
+            </w:rPr>
+          </w:pPr>
+          <w:hyperlink w:anchor="_Toc192491470" w:history="1">
+            <w:r>
+              <w:rPr>
+                <w:rStyle w:val="Hipervnculo"/>
+                <w:noProof/>
+              </w:rPr>
+              <w:t>3.</w:t>
+            </w:r>
+            <w:r>
+              <w:rPr>
+                <w:noProof/>
+              </w:rPr>
+              <w:tab/>
+            </w:r>
+            <w:r>
+              <w:rPr>
+                <w:rStyle w:val="Hipervnculo"/>
+                <w:noProof/>
+              </w:rPr>
+              <w:t>Manejo de la aplicación</w:t>
+            </w:r>
+            <w:r>
+              <w:rPr>
+                <w:noProof/>
+                <w:webHidden/>
+              </w:rPr>
+              <w:tab/>
+            </w:r>
+            <w:r>
+              <w:rPr>
+                <w:noProof/>
+                <w:webHidden/>
+              </w:rPr>
+              <w:fldChar w:fldCharType="begin"/>
+            </w:r>
+            <w:r>
+              <w:rPr>
+                <w:noProof/>
+                <w:webHidden/>
+              </w:rPr>
+              <w:instrText xml:space="preserve"> PAGEREF _Toc192491470 \h </w:instrText>
+            </w:r>
+            <w:r>
+              <w:rPr>
+                <w:noProof/>
+                <w:webHidden/>
+              </w:rPr>
+            </w:r>
+            <w:r>
+              <w:rPr>
+                <w:noProof/>
+                <w:webHidden/>
+              </w:rPr>
+              <w:fldChar w:fldCharType="separate"/>
+            </w:r>
+            <w:r>
+              <w:rPr>
+                <w:noProof/>
+                <w:webHidden/>
+              </w:rPr>
+              <w:t>4</w:t>
+            </w:r>
+            <w:r>
+              <w:rPr>
+                <w:noProof/>
+                <w:webHidden/>
+              </w:rPr>
+              <w:fldChar w:fldCharType="end"/>
+            </w:r>
+          </w:hyperlink>
+        </w:p>
+        <w:p>
+          <w:pPr>
+            <w:pStyle w:val="TDC2"/>
+            <w:tabs>
+              <w:tab w:val="left" w:pos="880"/>
+              <w:tab w:val="right" w:leader="dot" w:pos="8494"/>
+            </w:tabs>
+            <w:rPr>
+              <w:noProof/>
+            </w:rPr>
+          </w:pPr>
+          <w:hyperlink w:anchor="_Toc192491471" w:history="1">
+            <w:r>
+              <w:rPr>
+                <w:rStyle w:val="Hipervnculo"/>
+                <w:noProof/>
+              </w:rPr>
+              <w:t>3.1.</w:t>
+            </w:r>
+            <w:r>
+              <w:rPr>
+                <w:noProof/>
+              </w:rPr>
+              <w:tab/>
+            </w:r>
+            <w:r>
+              <w:rPr>
+                <w:rStyle w:val="Hipervnculo"/>
+                <w:noProof/>
+              </w:rPr>
+              <w:t>General</w:t>
+            </w:r>
+            <w:r>
+              <w:rPr>
+                <w:noProof/>
+                <w:webHidden/>
+              </w:rPr>
+              <w:tab/>
+            </w:r>
+            <w:r>
+              <w:rPr>
+                <w:noProof/>
+                <w:webHidden/>
+              </w:rPr>
+              <w:fldChar w:fldCharType="begin"/>
+            </w:r>
+            <w:r>
+              <w:rPr>
+                <w:noProof/>
+                <w:webHidden/>
+              </w:rPr>
+              <w:instrText xml:space="preserve"> PAGEREF _Toc192491471 \h </w:instrText>
+            </w:r>
+            <w:r>
+              <w:rPr>
+                <w:noProof/>
+                <w:webHidden/>
+              </w:rPr>
+            </w:r>
+            <w:r>
+              <w:rPr>
+                <w:noProof/>
+                <w:webHidden/>
+              </w:rPr>
+              <w:fldChar w:fldCharType="separate"/>
+            </w:r>
+            <w:r>
+              <w:rPr>
+                <w:noProof/>
+                <w:webHidden/>
+              </w:rPr>
+              <w:t>4</w:t>
+            </w:r>
+            <w:r>
+              <w:rPr>
+                <w:noProof/>
+                <w:webHidden/>
+              </w:rPr>
+              <w:fldChar w:fldCharType="end"/>
+            </w:r>
+          </w:hyperlink>
+        </w:p>
+        <w:p>
+          <w:pPr>
+            <w:pStyle w:val="TDC2"/>
+            <w:tabs>
+              <w:tab w:val="left" w:pos="880"/>
+              <w:tab w:val="right" w:leader="dot" w:pos="8494"/>
+            </w:tabs>
+            <w:rPr>
+              <w:noProof/>
+            </w:rPr>
+          </w:pPr>
+          <w:hyperlink w:anchor="_Toc192491472" w:history="1">
+            <w:r>
+              <w:rPr>
+                <w:rStyle w:val="Hipervnculo"/>
+                <w:noProof/>
+              </w:rPr>
+              <w:t>3.2.</w:t>
+            </w:r>
+            <w:r>
+              <w:rPr>
+                <w:noProof/>
+              </w:rPr>
+              <w:tab/>
+            </w:r>
+            <w:r>
+              <w:rPr>
+                <w:rStyle w:val="Hipervnculo"/>
+                <w:noProof/>
+              </w:rPr>
+              <w:t>Crear, editar, borrar</w:t>
+            </w:r>
+            <w:r>
+              <w:rPr>
+                <w:noProof/>
+                <w:webHidden/>
+              </w:rPr>
+              <w:tab/>
+            </w:r>
+            <w:r>
+              <w:rPr>
+                <w:noProof/>
+                <w:webHidden/>
+              </w:rPr>
+              <w:fldChar w:fldCharType="begin"/>
+            </w:r>
+            <w:r>
+              <w:rPr>
+                <w:noProof/>
+                <w:webHidden/>
+              </w:rPr>
+              <w:instrText xml:space="preserve"> PAGEREF _Toc192491472 \h </w:instrText>
+            </w:r>
+            <w:r>
+              <w:rPr>
+                <w:noProof/>
+                <w:webHidden/>
+              </w:rPr>
+            </w:r>
+            <w:r>
+              <w:rPr>
+                <w:noProof/>
+                <w:webHidden/>
+              </w:rPr>
+              <w:fldChar w:fldCharType="separate"/>
+            </w:r>
+            <w:r>
+              <w:rPr>
+                <w:noProof/>
+                <w:webHidden/>
+              </w:rPr>
+              <w:t>4</w:t>
+            </w:r>
+            <w:r>
+              <w:rPr>
+                <w:noProof/>
+                <w:webHidden/>
+              </w:rPr>
+              <w:fldChar w:fldCharType="end"/>
+            </w:r>
+          </w:hyperlink>
+        </w:p>
+        <w:p>
+          <w:pPr>
+            <w:pStyle w:val="TDC2"/>
+            <w:tabs>
+              <w:tab w:val="left" w:pos="880"/>
+              <w:tab w:val="right" w:leader="dot" w:pos="8494"/>
+            </w:tabs>
+            <w:rPr>
+              <w:noProof/>
+            </w:rPr>
+          </w:pPr>
+          <w:hyperlink w:anchor="_Toc192491473" w:history="1">
+            <w:r>
+              <w:rPr>
+                <w:rStyle w:val="Hipervnculo"/>
+                <w:noProof/>
+              </w:rPr>
+              <w:t>3.3.</w:t>
+            </w:r>
+            <w:r>
+              <w:rPr>
+                <w:noProof/>
+              </w:rPr>
+              <w:tab/>
+            </w:r>
+            <w:r>
+              <w:rPr>
+                <w:rStyle w:val="Hipervnculo"/>
+                <w:noProof/>
+              </w:rPr>
+              <w:t>Control</w:t>
+            </w:r>
+            <w:r>
+              <w:rPr>
+                <w:noProof/>
+                <w:webHidden/>
+              </w:rPr>
+              <w:tab/>
+            </w:r>
+            <w:r>
+              <w:rPr>
+                <w:noProof/>
+                <w:webHidden/>
+              </w:rPr>
+              <w:fldChar w:fldCharType="begin"/>
+            </w:r>
+            <w:r>
+              <w:rPr>
+                <w:noProof/>
+                <w:webHidden/>
+              </w:rPr>
+              <w:instrText xml:space="preserve"> PAGEREF _Toc192491473 \h </w:instrText>
+            </w:r>
+            <w:r>
+              <w:rPr>
+                <w:noProof/>
+                <w:webHidden/>
+              </w:rPr>
+            </w:r>
+            <w:r>
+              <w:rPr>
+                <w:noProof/>
+                <w:webHidden/>
+              </w:rPr>
+              <w:fldChar w:fldCharType="separate"/>
+            </w:r>
+            <w:r>
+              <w:rPr>
+                <w:noProof/>
+                <w:webHidden/>
+              </w:rPr>
+              <w:t>5</w:t>
+            </w:r>
+            <w:r>
+              <w:rPr>
+                <w:noProof/>
+                <w:webHidden/>
+              </w:rPr>
+              <w:fldChar w:fldCharType="end"/>
+            </w:r>
+          </w:hyperlink>
+        </w:p>
+        <w:p>
+          <w:pPr>
+            <w:pStyle w:val="TDC3"/>
+            <w:tabs>
+              <w:tab w:val="left" w:pos="1320"/>
+              <w:tab w:val="right" w:leader="dot" w:pos="8494"/>
+            </w:tabs>
+            <w:rPr>
+              <w:noProof/>
+            </w:rPr>
+          </w:pPr>
+          <w:hyperlink w:anchor="_Toc192491474" w:history="1">
+            <w:r>
+              <w:rPr>
+                <w:rStyle w:val="Hipervnculo"/>
+                <w:noProof/>
+              </w:rPr>
+              <w:t>3.3.1.</w:t>
+            </w:r>
+            <w:r>
+              <w:rPr>
+                <w:noProof/>
+              </w:rPr>
+              <w:tab/>
+            </w:r>
+            <w:r>
+              <w:rPr>
+                <w:rStyle w:val="Hipervnculo"/>
+                <w:noProof/>
+              </w:rPr>
+              <w:t>Crear</w:t>
+            </w:r>
+            <w:r>
+              <w:rPr>
+                <w:noProof/>
+                <w:webHidden/>
+              </w:rPr>
+              <w:tab/>
+            </w:r>
+            <w:r>
+              <w:rPr>
+                <w:noProof/>
+                <w:webHidden/>
+              </w:rPr>
+              <w:fldChar w:fldCharType="begin"/>
+            </w:r>
+            <w:r>
+              <w:rPr>
+                <w:noProof/>
+                <w:webHidden/>
+              </w:rPr>
+              <w:instrText xml:space="preserve"> PAGEREF _Toc192491474 \h </w:instrText>
+            </w:r>
+            <w:r>
+              <w:rPr>
+                <w:noProof/>
+                <w:webHidden/>
+              </w:rPr>
+            </w:r>
+            <w:r>
+              <w:rPr>
+                <w:noProof/>
+                <w:webHidden/>
+              </w:rPr>
+              <w:fldChar w:fldCharType="separate"/>
+            </w:r>
+            <w:r>
+              <w:rPr>
+                <w:noProof/>
+                <w:webHidden/>
+              </w:rPr>
+              <w:t>5</w:t>
+            </w:r>
+            <w:r>
+              <w:rPr>
+                <w:noProof/>
+                <w:webHidden/>
+              </w:rPr>
+              <w:fldChar w:fldCharType="end"/>
+            </w:r>
+          </w:hyperlink>
+        </w:p>
+        <w:p>
+          <w:pPr>
+            <w:pStyle w:val="TDC3"/>
+            <w:tabs>
+              <w:tab w:val="left" w:pos="1320"/>
+              <w:tab w:val="right" w:leader="dot" w:pos="8494"/>
+            </w:tabs>
+            <w:rPr>
+              <w:noProof/>
+            </w:rPr>
+          </w:pPr>
+          <w:hyperlink w:anchor="_Toc192491475" w:history="1">
+            <w:r>
+              <w:rPr>
+                <w:rStyle w:val="Hipervnculo"/>
+                <w:noProof/>
+              </w:rPr>
+              <w:t>3.3.2.</w:t>
+            </w:r>
+            <w:r>
+              <w:rPr>
+                <w:noProof/>
+              </w:rPr>
+              <w:tab/>
+            </w:r>
+            <w:r>
+              <w:rPr>
+                <w:rStyle w:val="Hipervnculo"/>
+                <w:noProof/>
+              </w:rPr>
+              <w:t>Editar</w:t>
+            </w:r>
+            <w:r>
+              <w:rPr>
+                <w:noProof/>
+                <w:webHidden/>
+              </w:rPr>
+              <w:tab/>
+            </w:r>
+            <w:r>
+              <w:rPr>
+                <w:noProof/>
+                <w:webHidden/>
+              </w:rPr>
+              <w:fldChar w:fldCharType="begin"/>
+            </w:r>
+            <w:r>
+              <w:rPr>
+                <w:noProof/>
+                <w:webHidden/>
+              </w:rPr>
+              <w:instrText xml:space="preserve"> PAGEREF _Toc192491475 \h </w:instrText>
+            </w:r>
+            <w:r>
+              <w:rPr>
+                <w:noProof/>
+                <w:webHidden/>
+              </w:rPr>
+            </w:r>
+            <w:r>
+              <w:rPr>
+                <w:noProof/>
+                <w:webHidden/>
+              </w:rPr>
+              <w:fldChar w:fldCharType="separate"/>
+            </w:r>
+            <w:r>
+              <w:rPr>
+                <w:noProof/>
+                <w:webHidden/>
+              </w:rPr>
+              <w:t>5</w:t>
+            </w:r>
+            <w:r>
+              <w:rPr>
+                <w:noProof/>
+                <w:webHidden/>
+              </w:rPr>
+              <w:fldChar w:fldCharType="end"/>
+            </w:r>
+          </w:hyperlink>
+        </w:p>
+        <w:p>
+          <w:pPr>
+            <w:pStyle w:val="TDC3"/>
+            <w:tabs>
+              <w:tab w:val="left" w:pos="1320"/>
+              <w:tab w:val="right" w:leader="dot" w:pos="8494"/>
+            </w:tabs>
+            <w:rPr>
+              <w:noProof/>
+            </w:rPr>
+          </w:pPr>
+          <w:hyperlink w:anchor="_Toc192491476" w:history="1">
+            <w:r>
+              <w:rPr>
+                <w:rStyle w:val="Hipervnculo"/>
+                <w:noProof/>
+              </w:rPr>
+              <w:t>3.3.3.</w:t>
+            </w:r>
+            <w:r>
+              <w:rPr>
+                <w:noProof/>
+              </w:rPr>
+              <w:tab/>
+            </w:r>
+            <w:r>
+              <w:rPr>
+                <w:rStyle w:val="Hipervnculo"/>
+                <w:noProof/>
+              </w:rPr>
+              <w:t>Borrar</w:t>
+            </w:r>
+            <w:r>
+              <w:rPr>
+                <w:noProof/>
+                <w:webHidden/>
+              </w:rPr>
+              <w:tab/>
+            </w:r>
+            <w:r>
+              <w:rPr>
+                <w:noProof/>
+                <w:webHidden/>
+              </w:rPr>
+              <w:fldChar w:fldCharType="begin"/>
+            </w:r>
+            <w:r>
+              <w:rPr>
+                <w:noProof/>
+                <w:webHidden/>
+              </w:rPr>
+              <w:instrText xml:space="preserve"> PAGEREF _Toc192491476 \h </w:instrText>
+            </w:r>
+            <w:r>
+              <w:rPr>
+                <w:noProof/>
+                <w:webHidden/>
+              </w:rPr>
+            </w:r>
+            <w:r>
+              <w:rPr>
+                <w:noProof/>
+                <w:webHidden/>
+              </w:rPr>
+              <w:fldChar w:fldCharType="separate"/>
+            </w:r>
+            <w:r>
+              <w:rPr>
+                <w:noProof/>
+                <w:webHidden/>
+              </w:rPr>
+              <w:t>6</w:t>
+            </w:r>
+            <w:r>
+              <w:rPr>
+                <w:noProof/>
+                <w:webHidden/>
+              </w:rPr>
+              <w:fldChar w:fldCharType="end"/>
+            </w:r>
+          </w:hyperlink>
+        </w:p>
+        <w:p>
+          <w:pPr>
+            <w:pStyle w:val="TDC2"/>
+            <w:tabs>
+              <w:tab w:val="left" w:pos="880"/>
+              <w:tab w:val="right" w:leader="dot" w:pos="8494"/>
+            </w:tabs>
+            <w:rPr>
+              <w:noProof/>
+            </w:rPr>
+          </w:pPr>
+          <w:hyperlink w:anchor="_Toc192491477" w:history="1">
+            <w:r>
+              <w:rPr>
+                <w:rStyle w:val="Hipervnculo"/>
+                <w:noProof/>
+              </w:rPr>
+              <w:t>3.4.</w:t>
+            </w:r>
+            <w:r>
+              <w:rPr>
+                <w:noProof/>
+              </w:rPr>
+              <w:tab/>
+            </w:r>
+            <w:r>
+              <w:rPr>
+                <w:rStyle w:val="Hipervnculo"/>
+                <w:noProof/>
+              </w:rPr>
+              <w:t>Comida</w:t>
+            </w:r>
+            <w:r>
+              <w:rPr>
+                <w:noProof/>
+                <w:webHidden/>
+              </w:rPr>
+              <w:tab/>
+            </w:r>
+            <w:r>
+              <w:rPr>
+                <w:noProof/>
+                <w:webHidden/>
+              </w:rPr>
+              <w:fldChar w:fldCharType="begin"/>
+            </w:r>
+            <w:r>
+              <w:rPr>
+                <w:noProof/>
+                <w:webHidden/>
+              </w:rPr>
+              <w:instrText xml:space="preserve"> PAGEREF _Toc192491477 \h </w:instrText>
+            </w:r>
+            <w:r>
+              <w:rPr>
+                <w:noProof/>
+                <w:webHidden/>
+              </w:rPr>
+            </w:r>
+            <w:r>
+              <w:rPr>
+                <w:noProof/>
+                <w:webHidden/>
+              </w:rPr>
+              <w:fldChar w:fldCharType="separate"/>
+            </w:r>
+            <w:r>
+              <w:rPr>
+                <w:noProof/>
+                <w:webHidden/>
+              </w:rPr>
+              <w:t>6</w:t>
+            </w:r>
+            <w:r>
+              <w:rPr>
+                <w:noProof/>
+                <w:webHidden/>
+              </w:rPr>
+              <w:fldChar w:fldCharType="end"/>
+            </w:r>
+          </w:hyperlink>
+        </w:p>
+        <w:p>
+          <w:pPr>
+            <w:pStyle w:val="TDC3"/>
+            <w:tabs>
+              <w:tab w:val="left" w:pos="1320"/>
+              <w:tab w:val="right" w:leader="dot" w:pos="8494"/>
+            </w:tabs>
+            <w:rPr>
+              <w:noProof/>
+            </w:rPr>
+          </w:pPr>
+          <w:hyperlink w:anchor="_Toc192491478" w:history="1">
+            <w:r>
+              <w:rPr>
+                <w:rStyle w:val="Hipervnculo"/>
+                <w:noProof/>
+              </w:rPr>
+              <w:t>3.4.1.</w:t>
+            </w:r>
+            <w:r>
+              <w:rPr>
+                <w:noProof/>
+              </w:rPr>
+              <w:tab/>
+            </w:r>
+            <w:r>
+              <w:rPr>
+                <w:rStyle w:val="Hipervnculo"/>
+                <w:noProof/>
+              </w:rPr>
+              <w:t>Crear</w:t>
+            </w:r>
+            <w:r>
+              <w:rPr>
+                <w:noProof/>
+                <w:webHidden/>
+              </w:rPr>
+              <w:tab/>
+            </w:r>
+            <w:r>
+              <w:rPr>
+                <w:noProof/>
+                <w:webHidden/>
+              </w:rPr>
+              <w:fldChar w:fldCharType="begin"/>
+            </w:r>
+            <w:r>
+              <w:rPr>
+                <w:noProof/>
+                <w:webHidden/>
+              </w:rPr>
+              <w:instrText xml:space="preserve"> PAGEREF _Toc192491478 \h </w:instrText>
+            </w:r>
+            <w:r>
+              <w:rPr>
+                <w:noProof/>
+                <w:webHidden/>
+              </w:rPr>
+            </w:r>
+            <w:r>
+              <w:rPr>
+                <w:noProof/>
+                <w:webHidden/>
+              </w:rPr>
+              <w:fldChar w:fldCharType="separate"/>
+            </w:r>
+            <w:r>
+              <w:rPr>
+                <w:noProof/>
+                <w:webHidden/>
+              </w:rPr>
+              <w:t>6</w:t>
+            </w:r>
+            <w:r>
+              <w:rPr>
+                <w:noProof/>
+                <w:webHidden/>
+              </w:rPr>
+              <w:fldChar w:fldCharType="end"/>
+            </w:r>
+          </w:hyperlink>
+        </w:p>
+        <w:p>
+          <w:pPr>
+            <w:pStyle w:val="TDC3"/>
+            <w:tabs>
+              <w:tab w:val="left" w:pos="1320"/>
+              <w:tab w:val="right" w:leader="dot" w:pos="8494"/>
+            </w:tabs>
+            <w:rPr>
+              <w:noProof/>
+            </w:rPr>
+          </w:pPr>
+          <w:hyperlink w:anchor="_Toc192491479" w:history="1">
+            <w:r>
+              <w:rPr>
+                <w:rStyle w:val="Hipervnculo"/>
+                <w:noProof/>
+              </w:rPr>
+              <w:t>3.4.2.</w:t>
+            </w:r>
+            <w:r>
+              <w:rPr>
+                <w:noProof/>
+              </w:rPr>
+              <w:tab/>
+            </w:r>
+            <w:r>
+              <w:rPr>
+                <w:rStyle w:val="Hipervnculo"/>
+                <w:noProof/>
+              </w:rPr>
+              <w:t>Editar</w:t>
+            </w:r>
+            <w:r>
+              <w:rPr>
+                <w:noProof/>
+                <w:webHidden/>
+              </w:rPr>
+              <w:tab/>
+            </w:r>
+            <w:r>
+              <w:rPr>
+                <w:noProof/>
+                <w:webHidden/>
+              </w:rPr>
+              <w:fldChar w:fldCharType="begin"/>
+            </w:r>
+            <w:r>
+              <w:rPr>
+                <w:noProof/>
+                <w:webHidden/>
+              </w:rPr>
+              <w:instrText xml:space="preserve"> PAGEREF _Toc192491479 \h </w:instrText>
+            </w:r>
+            <w:r>
+              <w:rPr>
+                <w:noProof/>
+                <w:webHidden/>
+              </w:rPr>
+            </w:r>
+            <w:r>
+              <w:rPr>
+                <w:noProof/>
+                <w:webHidden/>
+              </w:rPr>
+              <w:fldChar w:fldCharType="separate"/>
+            </w:r>
+            <w:r>
+              <w:rPr>
+                <w:noProof/>
+                <w:webHidden/>
+              </w:rPr>
+              <w:t>7</w:t>
+            </w:r>
+            <w:r>
+              <w:rPr>
+                <w:noProof/>
+                <w:webHidden/>
+              </w:rPr>
+              <w:fldChar w:fldCharType="end"/>
+            </w:r>
+          </w:hyperlink>
+        </w:p>
+        <w:p>
+          <w:pPr>
+            <w:pStyle w:val="TDC3"/>
+            <w:tabs>
+              <w:tab w:val="left" w:pos="1320"/>
+              <w:tab w:val="right" w:leader="dot" w:pos="8494"/>
+            </w:tabs>
+            <w:rPr>
+              <w:noProof/>
+            </w:rPr>
+          </w:pPr>
+          <w:hyperlink w:anchor="_Toc192491480" w:history="1">
+            <w:r>
+              <w:rPr>
+                <w:rStyle w:val="Hipervnculo"/>
+                <w:noProof/>
+              </w:rPr>
+              <w:t>3.4.3.</w:t>
+            </w:r>
+            <w:r>
+              <w:rPr>
+                <w:noProof/>
+              </w:rPr>
+              <w:tab/>
+            </w:r>
+            <w:r>
+              <w:rPr>
+                <w:rStyle w:val="Hipervnculo"/>
+                <w:noProof/>
+              </w:rPr>
+              <w:t>Borrar</w:t>
+            </w:r>
+            <w:r>
+              <w:rPr>
+                <w:noProof/>
+                <w:webHidden/>
+              </w:rPr>
+              <w:tab/>
+            </w:r>
+            <w:r>
+              <w:rPr>
+                <w:noProof/>
+                <w:webHidden/>
+              </w:rPr>
+              <w:fldChar w:fldCharType="begin"/>
+            </w:r>
+            <w:r>
+              <w:rPr>
+                <w:noProof/>
+                <w:webHidden/>
+              </w:rPr>
+              <w:instrText xml:space="preserve"> PAGEREF _Toc192491480 \h </w:instrText>
+            </w:r>
+            <w:r>
+              <w:rPr>
+                <w:noProof/>
+                <w:webHidden/>
+              </w:rPr>
+            </w:r>
+            <w:r>
+              <w:rPr>
+                <w:noProof/>
+                <w:webHidden/>
+              </w:rPr>
+              <w:fldChar w:fldCharType="separate"/>
+            </w:r>
+            <w:r>
+              <w:rPr>
+                <w:noProof/>
+                <w:webHidden/>
+              </w:rPr>
+              <w:t>7</w:t>
+            </w:r>
+            <w:r>
+              <w:rPr>
+                <w:noProof/>
+                <w:webHidden/>
+              </w:rPr>
+              <w:fldChar w:fldCharType="end"/>
+            </w:r>
+          </w:hyperlink>
+        </w:p>
+        <w:p>
+          <w:pPr>
+            <w:pStyle w:val="TDC2"/>
+            <w:tabs>
+              <w:tab w:val="left" w:pos="880"/>
+              <w:tab w:val="right" w:leader="dot" w:pos="8494"/>
+            </w:tabs>
+            <w:rPr>
+              <w:noProof/>
+            </w:rPr>
+          </w:pPr>
+          <w:hyperlink w:anchor="_Toc192491481" w:history="1">
+            <w:r>
+              <w:rPr>
+                <w:rStyle w:val="Hipervnculo"/>
+                <w:noProof/>
+              </w:rPr>
+              <w:t>3.5.</w:t>
+            </w:r>
+            <w:r>
+              <w:rPr>
+                <w:noProof/>
+              </w:rPr>
+              <w:tab/>
+            </w:r>
+            <w:r>
+              <w:rPr>
+                <w:rStyle w:val="Hipervnculo"/>
+                <w:noProof/>
+              </w:rPr>
+              <w:t>Híper/Hipoglucemia</w:t>
+            </w:r>
+            <w:r>
+              <w:rPr>
+                <w:noProof/>
+                <w:webHidden/>
+              </w:rPr>
+              <w:tab/>
+            </w:r>
+            <w:r>
+              <w:rPr>
+                <w:noProof/>
+                <w:webHidden/>
+              </w:rPr>
+              <w:fldChar w:fldCharType="begin"/>
+            </w:r>
+            <w:r>
+              <w:rPr>
+                <w:noProof/>
+                <w:webHidden/>
+              </w:rPr>
+              <w:instrText xml:space="preserve"> PAGEREF _Toc192491481 \h </w:instrText>
+            </w:r>
+            <w:r>
+              <w:rPr>
+                <w:noProof/>
+                <w:webHidden/>
+              </w:rPr>
+            </w:r>
+            <w:r>
+              <w:rPr>
+                <w:noProof/>
+                <w:webHidden/>
+              </w:rPr>
+              <w:fldChar w:fldCharType="separate"/>
+            </w:r>
+            <w:r>
+              <w:rPr>
+                <w:noProof/>
+                <w:webHidden/>
+              </w:rPr>
+              <w:t>8</w:t>
+            </w:r>
+            <w:r>
+              <w:rPr>
+                <w:noProof/>
+                <w:webHidden/>
+              </w:rPr>
+              <w:fldChar w:fldCharType="end"/>
+            </w:r>
+          </w:hyperlink>
+        </w:p>
+        <w:p>
+          <w:pPr>
+            <w:pStyle w:val="TDC3"/>
+            <w:tabs>
+              <w:tab w:val="left" w:pos="1320"/>
+              <w:tab w:val="right" w:leader="dot" w:pos="8494"/>
+            </w:tabs>
+            <w:rPr>
+              <w:noProof/>
+            </w:rPr>
+          </w:pPr>
+          <w:hyperlink w:anchor="_Toc192491482" w:history="1">
+            <w:r>
+              <w:rPr>
+                <w:rStyle w:val="Hipervnculo"/>
+                <w:noProof/>
+              </w:rPr>
+              <w:t>3.5.1.</w:t>
+            </w:r>
+            <w:r>
+              <w:rPr>
+                <w:noProof/>
+              </w:rPr>
+              <w:tab/>
+            </w:r>
+            <w:r>
+              <w:rPr>
+                <w:rStyle w:val="Hipervnculo"/>
+                <w:noProof/>
+              </w:rPr>
+              <w:t>Crear</w:t>
+            </w:r>
+            <w:r>
+              <w:rPr>
+                <w:noProof/>
+                <w:webHidden/>
+              </w:rPr>
+              <w:tab/>
+            </w:r>
+            <w:r>
+              <w:rPr>
+                <w:noProof/>
+                <w:webHidden/>
+              </w:rPr>
+              <w:fldChar w:fldCharType="begin"/>
+            </w:r>
+            <w:r>
+              <w:rPr>
+                <w:noProof/>
+                <w:webHidden/>
+              </w:rPr>
+              <w:instrText xml:space="preserve"> PAGEREF _Toc192491482 \h </w:instrText>
+            </w:r>
+            <w:r>
+              <w:rPr>
+                <w:noProof/>
+                <w:webHidden/>
+              </w:rPr>
+            </w:r>
+            <w:r>
+              <w:rPr>
+                <w:noProof/>
+                <w:webHidden/>
+              </w:rPr>
+              <w:fldChar w:fldCharType="separate"/>
+            </w:r>
+            <w:r>
+              <w:rPr>
+                <w:noProof/>
+                <w:webHidden/>
+              </w:rPr>
+              <w:t>8</w:t>
+            </w:r>
+            <w:r>
+              <w:rPr>
+                <w:noProof/>
+                <w:webHidden/>
+              </w:rPr>
+              <w:fldChar w:fldCharType="end"/>
+            </w:r>
+          </w:hyperlink>
+        </w:p>
+        <w:p>
+          <w:pPr>
+            <w:pStyle w:val="TDC3"/>
+            <w:tabs>
+              <w:tab w:val="left" w:pos="1320"/>
+              <w:tab w:val="right" w:leader="dot" w:pos="8494"/>
+            </w:tabs>
+            <w:rPr>
+              <w:noProof/>
+            </w:rPr>
+          </w:pPr>
+          <w:hyperlink w:anchor="_Toc192491483" w:history="1">
+            <w:r>
+              <w:rPr>
+                <w:rStyle w:val="Hipervnculo"/>
+                <w:noProof/>
+              </w:rPr>
+              <w:t>3.5.2.</w:t>
+            </w:r>
+            <w:r>
+              <w:rPr>
+                <w:noProof/>
+              </w:rPr>
+              <w:tab/>
+            </w:r>
+            <w:r>
+              <w:rPr>
+                <w:rStyle w:val="Hipervnculo"/>
+                <w:noProof/>
+              </w:rPr>
+              <w:t>Editar</w:t>
+            </w:r>
+            <w:r>
+              <w:rPr>
+                <w:noProof/>
+                <w:webHidden/>
+              </w:rPr>
+              <w:tab/>
+            </w:r>
+            <w:r>
+              <w:rPr>
+                <w:noProof/>
+                <w:webHidden/>
+              </w:rPr>
+              <w:fldChar w:fldCharType="begin"/>
+            </w:r>
+            <w:r>
+              <w:rPr>
+                <w:noProof/>
+                <w:webHidden/>
+              </w:rPr>
+              <w:instrText xml:space="preserve"> PAGEREF _Toc192491483 \h </w:instrText>
+            </w:r>
+            <w:r>
+              <w:rPr>
+                <w:noProof/>
+                <w:webHidden/>
+              </w:rPr>
+            </w:r>
+            <w:r>
+              <w:rPr>
+                <w:noProof/>
+                <w:webHidden/>
+              </w:rPr>
+              <w:fldChar w:fldCharType="separate"/>
+            </w:r>
+            <w:r>
+              <w:rPr>
+                <w:noProof/>
+                <w:webHidden/>
+              </w:rPr>
+              <w:t>8</w:t>
+            </w:r>
+            <w:r>
+              <w:rPr>
+                <w:noProof/>
+                <w:webHidden/>
+              </w:rPr>
+              <w:fldChar w:fldCharType="end"/>
+            </w:r>
+          </w:hyperlink>
+        </w:p>
+        <w:p>
+          <w:pPr>
+            <w:pStyle w:val="TDC3"/>
+            <w:tabs>
+              <w:tab w:val="left" w:pos="1320"/>
+              <w:tab w:val="right" w:leader="dot" w:pos="8494"/>
+            </w:tabs>
+            <w:rPr>
+              <w:noProof/>
+            </w:rPr>
+          </w:pPr>
+          <w:hyperlink w:anchor="_Toc192491484" w:history="1">
+            <w:r>
+              <w:rPr>
+                <w:rStyle w:val="Hipervnculo"/>
+                <w:noProof/>
+              </w:rPr>
+              <w:t>3.5.3.</w:t>
+            </w:r>
+            <w:r>
+              <w:rPr>
+                <w:noProof/>
+              </w:rPr>
+              <w:tab/>
+            </w:r>
+            <w:r>
+              <w:rPr>
+                <w:rStyle w:val="Hipervnculo"/>
+                <w:noProof/>
+              </w:rPr>
+              <w:t>Borrar</w:t>
+            </w:r>
+            <w:r>
+              <w:rPr>
+                <w:noProof/>
+                <w:webHidden/>
+              </w:rPr>
+              <w:tab/>
+            </w:r>
+            <w:r>
+              <w:rPr>
+                <w:noProof/>
+                <w:webHidden/>
+              </w:rPr>
+              <w:fldChar w:fldCharType="begin"/>
+            </w:r>
+            <w:r>
+              <w:rPr>
+                <w:noProof/>
+                <w:webHidden/>
+              </w:rPr>
+              <w:instrText xml:space="preserve"> PAGEREF _Toc192491484 \h </w:instrText>
+            </w:r>
+            <w:r>
+              <w:rPr>
+                <w:noProof/>
+                <w:webHidden/>
+              </w:rPr>
+            </w:r>
+            <w:r>
+              <w:rPr>
+                <w:noProof/>
+                <w:webHidden/>
+              </w:rPr>
+              <w:fldChar w:fldCharType="separate"/>
+            </w:r>
+            <w:r>
+              <w:rPr>
+                <w:noProof/>
+                <w:webHidden/>
+              </w:rPr>
+              <w:t>9</w:t>
+            </w:r>
+            <w:r>
+              <w:rPr>
+                <w:noProof/>
+                <w:webHidden/>
+              </w:rPr>
+              <w:fldChar w:fldCharType="end"/>
+            </w:r>
+          </w:hyperlink>
+        </w:p>
+        <w:p>
+          <w:r>
+            <w:rPr>
+              <w:b/>
+              <w:bCs/>
+              <w:noProof/>
+            </w:rPr>
+            <w:fldChar w:fldCharType="end"/>
+          </w:r>
         </w:p>
       </w:sdtContent>
     </w:sdt>
@@ -892,10 +2457,12 @@
           <w:numId w:val="1"/>
         </w:numPr>
       </w:pPr>
+      <w:bookmarkStart w:id="0" w:name="_Toc192491466"/>
       <w:r>
         <w:lastRenderedPageBreak/>
         <w:t>Introducción</w:t>
       </w:r>
+      <w:bookmarkEnd w:id="0"/>
     </w:p>
     <w:p>
       <w:r>
@@ -946,9 +2513,11 @@
           <w:numId w:val="1"/>
         </w:numPr>
       </w:pPr>
+      <w:bookmarkStart w:id="1" w:name="_Toc192491467"/>
       <w:r>
         <w:t>Registro e inicio de sesión</w:t>
       </w:r>
+      <w:bookmarkEnd w:id="1"/>
     </w:p>
     <w:p>
       <w:pPr>
@@ -958,9 +2527,11 @@
           <w:numId w:val="1"/>
         </w:numPr>
       </w:pPr>
+      <w:bookmarkStart w:id="2" w:name="_Toc192491468"/>
       <w:r>
         <w:t>Registro</w:t>
       </w:r>
+      <w:bookmarkEnd w:id="2"/>
     </w:p>
     <w:p>
       <w:pPr>
@@ -1115,9 +2686,11 @@
           <w:numId w:val="1"/>
         </w:numPr>
       </w:pPr>
+      <w:bookmarkStart w:id="3" w:name="_Toc192491469"/>
       <w:r>
         <w:t>Iniciar sesión</w:t>
       </w:r>
+      <w:bookmarkEnd w:id="3"/>
     </w:p>
     <w:p>
       <w:r>
@@ -1213,10 +2786,12 @@
           <w:numId w:val="1"/>
         </w:numPr>
       </w:pPr>
+      <w:bookmarkStart w:id="4" w:name="_Toc192491470"/>
       <w:r>
         <w:lastRenderedPageBreak/>
         <w:t>Manejo de la aplicación</w:t>
       </w:r>
+      <w:bookmarkEnd w:id="4"/>
     </w:p>
     <w:p>
       <w:pPr>
@@ -1226,9 +2801,11 @@
           <w:numId w:val="1"/>
         </w:numPr>
       </w:pPr>
+      <w:bookmarkStart w:id="5" w:name="_Toc192491471"/>
       <w:r>
         <w:t>General</w:t>
       </w:r>
+      <w:bookmarkEnd w:id="5"/>
     </w:p>
     <w:p>
       <w:r>
@@ -1281,9 +2858,11 @@
           <w:numId w:val="1"/>
         </w:numPr>
       </w:pPr>
+      <w:bookmarkStart w:id="6" w:name="_Toc192491472"/>
       <w:r>
         <w:t>Crear, editar, borrar</w:t>
       </w:r>
+      <w:bookmarkEnd w:id="6"/>
     </w:p>
     <w:p>
       <w:r>
@@ -1336,10 +2915,12 @@
           <w:numId w:val="1"/>
         </w:numPr>
       </w:pPr>
+      <w:bookmarkStart w:id="7" w:name="_Toc192491473"/>
       <w:r>
         <w:lastRenderedPageBreak/>
         <w:t>Control</w:t>
       </w:r>
+      <w:bookmarkEnd w:id="7"/>
     </w:p>
     <w:p>
       <w:pPr>
@@ -1349,9 +2930,11 @@
           <w:numId w:val="1"/>
         </w:numPr>
       </w:pPr>
+      <w:bookmarkStart w:id="8" w:name="_Toc192491474"/>
       <w:r>
         <w:t>Crear</w:t>
       </w:r>
+      <w:bookmarkEnd w:id="8"/>
     </w:p>
     <w:p>
       <w:r>
@@ -1398,7 +2981,15 @@
     </w:p>
     <w:p>
       <w:r>
-        <w:t>Si se crea sin errores se redirecciona a la página principal del apartado</w:t>
+        <w:t xml:space="preserve">Si se crea sin errores se </w:t>
+      </w:r>
+      <w:proofErr w:type="spellStart"/>
+      <w:r>
+        <w:t>redirecciona</w:t>
+      </w:r>
+      <w:proofErr w:type="spellEnd"/>
+      <w:r>
+        <w:t xml:space="preserve"> a la página principal del apartado</w:t>
       </w:r>
     </w:p>
     <w:p>
@@ -1409,9 +3000,11 @@
           <w:numId w:val="1"/>
         </w:numPr>
       </w:pPr>
+      <w:bookmarkStart w:id="9" w:name="_Toc192491475"/>
       <w:r>
         <w:t>Editar</w:t>
       </w:r>
+      <w:bookmarkEnd w:id="9"/>
     </w:p>
     <w:p>
       <w:r>
@@ -1508,9 +3101,11 @@
           <w:numId w:val="1"/>
         </w:numPr>
       </w:pPr>
+      <w:bookmarkStart w:id="10" w:name="_Toc192491476"/>
       <w:r>
         <w:t>Borrar</w:t>
       </w:r>
+      <w:bookmarkEnd w:id="10"/>
     </w:p>
     <w:p>
       <w:r>
@@ -1563,9 +3158,11 @@
           <w:numId w:val="1"/>
         </w:numPr>
       </w:pPr>
+      <w:bookmarkStart w:id="11" w:name="_Toc192491477"/>
       <w:r>
         <w:t>Comida</w:t>
       </w:r>
+      <w:bookmarkEnd w:id="11"/>
     </w:p>
     <w:p>
       <w:pPr>
@@ -1575,9 +3172,11 @@
           <w:numId w:val="1"/>
         </w:numPr>
       </w:pPr>
+      <w:bookmarkStart w:id="12" w:name="_Toc192491478"/>
       <w:r>
         <w:t>Crear</w:t>
       </w:r>
+      <w:bookmarkEnd w:id="12"/>
     </w:p>
     <w:p>
       <w:r>
@@ -1630,10 +3229,12 @@
           <w:numId w:val="1"/>
         </w:numPr>
       </w:pPr>
+      <w:bookmarkStart w:id="13" w:name="_Toc192491479"/>
       <w:r>
         <w:lastRenderedPageBreak/>
         <w:t>Editar</w:t>
       </w:r>
+      <w:bookmarkEnd w:id="13"/>
     </w:p>
     <w:p>
       <w:r>
@@ -1729,9 +3330,11 @@
           <w:numId w:val="1"/>
         </w:numPr>
       </w:pPr>
+      <w:bookmarkStart w:id="14" w:name="_Toc192491480"/>
       <w:r>
         <w:t>Borrar</w:t>
       </w:r>
+      <w:bookmarkEnd w:id="14"/>
     </w:p>
     <w:p>
       <w:r>
@@ -1784,17 +3387,496 @@
           <w:numId w:val="1"/>
         </w:numPr>
       </w:pPr>
+      <w:bookmarkStart w:id="15" w:name="_Toc192491481"/>
       <w:r>
         <w:lastRenderedPageBreak/>
         <w:t>Híper/Hipoglucemia</w:t>
       </w:r>
-    </w:p>
-    <w:p>
-      <w:bookmarkStart w:id="0" w:name="_GoBack"/>
-      <w:bookmarkEnd w:id="0"/>
+      <w:bookmarkEnd w:id="15"/>
+    </w:p>
+    <w:p>
+      <w:r>
+        <w:rPr>
+          <w:noProof/>
+          <w:lang w:eastAsia="es-ES"/>
+        </w:rPr>
+        <w:drawing>
+          <wp:inline distT="0" distB="0" distL="0" distR="0" wp14:anchorId="6ABB10FE" wp14:editId="7830C52C">
+            <wp:extent cx="5400040" cy="2611120"/>
+            <wp:effectExtent l="0" t="0" r="0" b="0"/>
+            <wp:docPr id="16" name="Imagen 16"/>
+            <wp:cNvGraphicFramePr>
+              <a:graphicFrameLocks xmlns:a="http://schemas.openxmlformats.org/drawingml/2006/main" noChangeAspect="1"/>
+            </wp:cNvGraphicFramePr>
+            <a:graphic xmlns:a="http://schemas.openxmlformats.org/drawingml/2006/main">
+              <a:graphicData uri="http://schemas.openxmlformats.org/drawingml/2006/picture">
+                <pic:pic xmlns:pic="http://schemas.openxmlformats.org/drawingml/2006/picture">
+                  <pic:nvPicPr>
+                    <pic:cNvPr id="1" name=""/>
+                    <pic:cNvPicPr/>
+                  </pic:nvPicPr>
+                  <pic:blipFill>
+                    <a:blip r:embed="rId25"/>
+                    <a:stretch>
+                      <a:fillRect/>
+                    </a:stretch>
+                  </pic:blipFill>
+                  <pic:spPr>
+                    <a:xfrm>
+                      <a:off x="0" y="0"/>
+                      <a:ext cx="5400040" cy="2611120"/>
+                    </a:xfrm>
+                    <a:prstGeom prst="rect">
+                      <a:avLst/>
+                    </a:prstGeom>
+                  </pic:spPr>
+                </pic:pic>
+              </a:graphicData>
+            </a:graphic>
+          </wp:inline>
+        </w:drawing>
+      </w:r>
+    </w:p>
+    <w:p>
+      <w:pPr>
+        <w:pStyle w:val="Ttulo3"/>
+        <w:numPr>
+          <w:ilvl w:val="2"/>
+          <w:numId w:val="1"/>
+        </w:numPr>
+      </w:pPr>
+      <w:bookmarkStart w:id="16" w:name="_Toc192491482"/>
+      <w:r>
+        <w:t>Crear</w:t>
+      </w:r>
+      <w:bookmarkEnd w:id="16"/>
+    </w:p>
+    <w:p>
+      <w:r>
+        <w:rPr>
+          <w:noProof/>
+          <w:lang w:eastAsia="es-ES"/>
+        </w:rPr>
+        <w:drawing>
+          <wp:inline distT="0" distB="0" distL="0" distR="0" wp14:anchorId="00B9586D" wp14:editId="365AEB61">
+            <wp:extent cx="5400040" cy="2606040"/>
+            <wp:effectExtent l="0" t="0" r="0" b="3810"/>
+            <wp:docPr id="17" name="Imagen 17"/>
+            <wp:cNvGraphicFramePr>
+              <a:graphicFrameLocks xmlns:a="http://schemas.openxmlformats.org/drawingml/2006/main" noChangeAspect="1"/>
+            </wp:cNvGraphicFramePr>
+            <a:graphic xmlns:a="http://schemas.openxmlformats.org/drawingml/2006/main">
+              <a:graphicData uri="http://schemas.openxmlformats.org/drawingml/2006/picture">
+                <pic:pic xmlns:pic="http://schemas.openxmlformats.org/drawingml/2006/picture">
+                  <pic:nvPicPr>
+                    <pic:cNvPr id="1" name=""/>
+                    <pic:cNvPicPr/>
+                  </pic:nvPicPr>
+                  <pic:blipFill>
+                    <a:blip r:embed="rId26"/>
+                    <a:stretch>
+                      <a:fillRect/>
+                    </a:stretch>
+                  </pic:blipFill>
+                  <pic:spPr>
+                    <a:xfrm>
+                      <a:off x="0" y="0"/>
+                      <a:ext cx="5400040" cy="2606040"/>
+                    </a:xfrm>
+                    <a:prstGeom prst="rect">
+                      <a:avLst/>
+                    </a:prstGeom>
+                  </pic:spPr>
+                </pic:pic>
+              </a:graphicData>
+            </a:graphic>
+          </wp:inline>
+        </w:drawing>
+      </w:r>
+    </w:p>
+    <w:p>
+      <w:pPr>
+        <w:pStyle w:val="Ttulo3"/>
+        <w:numPr>
+          <w:ilvl w:val="2"/>
+          <w:numId w:val="1"/>
+        </w:numPr>
+      </w:pPr>
+      <w:bookmarkStart w:id="17" w:name="_Toc192491483"/>
+      <w:r>
+        <w:t>Editar</w:t>
+      </w:r>
+      <w:bookmarkEnd w:id="17"/>
+    </w:p>
+    <w:p>
+      <w:r>
+        <w:rPr>
+          <w:noProof/>
+          <w:lang w:eastAsia="es-ES"/>
+        </w:rPr>
+        <w:drawing>
+          <wp:inline distT="0" distB="0" distL="0" distR="0" wp14:anchorId="5098AECB" wp14:editId="22CEE757">
+            <wp:extent cx="5400040" cy="2602865"/>
+            <wp:effectExtent l="0" t="0" r="0" b="6985"/>
+            <wp:docPr id="18" name="Imagen 18"/>
+            <wp:cNvGraphicFramePr>
+              <a:graphicFrameLocks xmlns:a="http://schemas.openxmlformats.org/drawingml/2006/main" noChangeAspect="1"/>
+            </wp:cNvGraphicFramePr>
+            <a:graphic xmlns:a="http://schemas.openxmlformats.org/drawingml/2006/main">
+              <a:graphicData uri="http://schemas.openxmlformats.org/drawingml/2006/picture">
+                <pic:pic xmlns:pic="http://schemas.openxmlformats.org/drawingml/2006/picture">
+                  <pic:nvPicPr>
+                    <pic:cNvPr id="1" name=""/>
+                    <pic:cNvPicPr/>
+                  </pic:nvPicPr>
+                  <pic:blipFill>
+                    <a:blip r:embed="rId27"/>
+                    <a:stretch>
+                      <a:fillRect/>
+                    </a:stretch>
+                  </pic:blipFill>
+                  <pic:spPr>
+                    <a:xfrm>
+                      <a:off x="0" y="0"/>
+                      <a:ext cx="5400040" cy="2602865"/>
+                    </a:xfrm>
+                    <a:prstGeom prst="rect">
+                      <a:avLst/>
+                    </a:prstGeom>
+                  </pic:spPr>
+                </pic:pic>
+              </a:graphicData>
+            </a:graphic>
+          </wp:inline>
+        </w:drawing>
+      </w:r>
+    </w:p>
+    <w:p>
+      <w:r>
+        <w:rPr>
+          <w:noProof/>
+          <w:lang w:eastAsia="es-ES"/>
+        </w:rPr>
+        <w:lastRenderedPageBreak/>
+        <w:drawing>
+          <wp:inline distT="0" distB="0" distL="0" distR="0" wp14:anchorId="3A825218" wp14:editId="7DC3B5D1">
+            <wp:extent cx="5400040" cy="2602865"/>
+            <wp:effectExtent l="0" t="0" r="0" b="6985"/>
+            <wp:docPr id="19" name="Imagen 19"/>
+            <wp:cNvGraphicFramePr>
+              <a:graphicFrameLocks xmlns:a="http://schemas.openxmlformats.org/drawingml/2006/main" noChangeAspect="1"/>
+            </wp:cNvGraphicFramePr>
+            <a:graphic xmlns:a="http://schemas.openxmlformats.org/drawingml/2006/main">
+              <a:graphicData uri="http://schemas.openxmlformats.org/drawingml/2006/picture">
+                <pic:pic xmlns:pic="http://schemas.openxmlformats.org/drawingml/2006/picture">
+                  <pic:nvPicPr>
+                    <pic:cNvPr id="1" name=""/>
+                    <pic:cNvPicPr/>
+                  </pic:nvPicPr>
+                  <pic:blipFill>
+                    <a:blip r:embed="rId28"/>
+                    <a:stretch>
+                      <a:fillRect/>
+                    </a:stretch>
+                  </pic:blipFill>
+                  <pic:spPr>
+                    <a:xfrm>
+                      <a:off x="0" y="0"/>
+                      <a:ext cx="5400040" cy="2602865"/>
+                    </a:xfrm>
+                    <a:prstGeom prst="rect">
+                      <a:avLst/>
+                    </a:prstGeom>
+                  </pic:spPr>
+                </pic:pic>
+              </a:graphicData>
+            </a:graphic>
+          </wp:inline>
+        </w:drawing>
+      </w:r>
+    </w:p>
+    <w:p>
+      <w:pPr>
+        <w:pStyle w:val="Ttulo3"/>
+        <w:numPr>
+          <w:ilvl w:val="2"/>
+          <w:numId w:val="1"/>
+        </w:numPr>
+      </w:pPr>
+      <w:bookmarkStart w:id="18" w:name="_Toc192491484"/>
+      <w:r>
+        <w:t>Borrar</w:t>
+      </w:r>
+      <w:bookmarkEnd w:id="18"/>
+    </w:p>
+    <w:p>
+      <w:r>
+        <w:rPr>
+          <w:noProof/>
+          <w:lang w:eastAsia="es-ES"/>
+        </w:rPr>
+        <w:drawing>
+          <wp:inline distT="0" distB="0" distL="0" distR="0" wp14:anchorId="6876CF80" wp14:editId="77978DCA">
+            <wp:extent cx="5400040" cy="2607310"/>
+            <wp:effectExtent l="0" t="0" r="0" b="2540"/>
+            <wp:docPr id="20" name="Imagen 20"/>
+            <wp:cNvGraphicFramePr>
+              <a:graphicFrameLocks xmlns:a="http://schemas.openxmlformats.org/drawingml/2006/main" noChangeAspect="1"/>
+            </wp:cNvGraphicFramePr>
+            <a:graphic xmlns:a="http://schemas.openxmlformats.org/drawingml/2006/main">
+              <a:graphicData uri="http://schemas.openxmlformats.org/drawingml/2006/picture">
+                <pic:pic xmlns:pic="http://schemas.openxmlformats.org/drawingml/2006/picture">
+                  <pic:nvPicPr>
+                    <pic:cNvPr id="1" name=""/>
+                    <pic:cNvPicPr/>
+                  </pic:nvPicPr>
+                  <pic:blipFill>
+                    <a:blip r:embed="rId29"/>
+                    <a:stretch>
+                      <a:fillRect/>
+                    </a:stretch>
+                  </pic:blipFill>
+                  <pic:spPr>
+                    <a:xfrm>
+                      <a:off x="0" y="0"/>
+                      <a:ext cx="5400040" cy="2607310"/>
+                    </a:xfrm>
+                    <a:prstGeom prst="rect">
+                      <a:avLst/>
+                    </a:prstGeom>
+                  </pic:spPr>
+                </pic:pic>
+              </a:graphicData>
+            </a:graphic>
+          </wp:inline>
+        </w:drawing>
+      </w:r>
+    </w:p>
+    <w:p>
+      <w:pPr>
+        <w:pStyle w:val="Ttulo2"/>
+        <w:numPr>
+          <w:ilvl w:val="1"/>
+          <w:numId w:val="1"/>
+        </w:numPr>
+      </w:pPr>
+      <w:r>
+        <w:t>Perfil</w:t>
+      </w:r>
+    </w:p>
+    <w:p>
+      <w:r>
+        <w:rPr>
+          <w:noProof/>
+          <w:lang w:eastAsia="es-ES"/>
+        </w:rPr>
+        <w:drawing>
+          <wp:inline distT="0" distB="0" distL="0" distR="0" wp14:anchorId="6767A462" wp14:editId="2E537119">
+            <wp:extent cx="5400040" cy="2614295"/>
+            <wp:effectExtent l="0" t="0" r="0" b="0"/>
+            <wp:docPr id="21" name="Imagen 21"/>
+            <wp:cNvGraphicFramePr>
+              <a:graphicFrameLocks xmlns:a="http://schemas.openxmlformats.org/drawingml/2006/main" noChangeAspect="1"/>
+            </wp:cNvGraphicFramePr>
+            <a:graphic xmlns:a="http://schemas.openxmlformats.org/drawingml/2006/main">
+              <a:graphicData uri="http://schemas.openxmlformats.org/drawingml/2006/picture">
+                <pic:pic xmlns:pic="http://schemas.openxmlformats.org/drawingml/2006/picture">
+                  <pic:nvPicPr>
+                    <pic:cNvPr id="1" name=""/>
+                    <pic:cNvPicPr/>
+                  </pic:nvPicPr>
+                  <pic:blipFill>
+                    <a:blip r:embed="rId30"/>
+                    <a:stretch>
+                      <a:fillRect/>
+                    </a:stretch>
+                  </pic:blipFill>
+                  <pic:spPr>
+                    <a:xfrm>
+                      <a:off x="0" y="0"/>
+                      <a:ext cx="5400040" cy="2614295"/>
+                    </a:xfrm>
+                    <a:prstGeom prst="rect">
+                      <a:avLst/>
+                    </a:prstGeom>
+                  </pic:spPr>
+                </pic:pic>
+              </a:graphicData>
+            </a:graphic>
+          </wp:inline>
+        </w:drawing>
+      </w:r>
+    </w:p>
+    <w:p>
+      <w:r>
+        <w:rPr>
+          <w:noProof/>
+          <w:lang w:eastAsia="es-ES"/>
+        </w:rPr>
+        <w:lastRenderedPageBreak/>
+        <w:drawing>
+          <wp:inline distT="0" distB="0" distL="0" distR="0" wp14:anchorId="040622C3" wp14:editId="3FB643E1">
+            <wp:extent cx="5400040" cy="2613025"/>
+            <wp:effectExtent l="0" t="0" r="0" b="0"/>
+            <wp:docPr id="22" name="Imagen 22"/>
+            <wp:cNvGraphicFramePr>
+              <a:graphicFrameLocks xmlns:a="http://schemas.openxmlformats.org/drawingml/2006/main" noChangeAspect="1"/>
+            </wp:cNvGraphicFramePr>
+            <a:graphic xmlns:a="http://schemas.openxmlformats.org/drawingml/2006/main">
+              <a:graphicData uri="http://schemas.openxmlformats.org/drawingml/2006/picture">
+                <pic:pic xmlns:pic="http://schemas.openxmlformats.org/drawingml/2006/picture">
+                  <pic:nvPicPr>
+                    <pic:cNvPr id="1" name=""/>
+                    <pic:cNvPicPr/>
+                  </pic:nvPicPr>
+                  <pic:blipFill>
+                    <a:blip r:embed="rId31"/>
+                    <a:stretch>
+                      <a:fillRect/>
+                    </a:stretch>
+                  </pic:blipFill>
+                  <pic:spPr>
+                    <a:xfrm>
+                      <a:off x="0" y="0"/>
+                      <a:ext cx="5400040" cy="2613025"/>
+                    </a:xfrm>
+                    <a:prstGeom prst="rect">
+                      <a:avLst/>
+                    </a:prstGeom>
+                  </pic:spPr>
+                </pic:pic>
+              </a:graphicData>
+            </a:graphic>
+          </wp:inline>
+        </w:drawing>
+      </w:r>
+    </w:p>
+    <w:p>
+      <w:pPr>
+        <w:pStyle w:val="Ttulo2"/>
+        <w:numPr>
+          <w:ilvl w:val="1"/>
+          <w:numId w:val="1"/>
+        </w:numPr>
+      </w:pPr>
+      <w:r>
+        <w:t>Visionado</w:t>
+      </w:r>
+    </w:p>
+    <w:p>
+      <w:pPr>
+        <w:pStyle w:val="Ttulo3"/>
+        <w:numPr>
+          <w:ilvl w:val="2"/>
+          <w:numId w:val="1"/>
+        </w:numPr>
+      </w:pPr>
+      <w:r>
+        <w:t>Tabla</w:t>
+      </w:r>
+    </w:p>
+    <w:p>
+      <w:r>
+        <w:rPr>
+          <w:noProof/>
+          <w:lang w:eastAsia="es-ES"/>
+        </w:rPr>
+        <w:drawing>
+          <wp:inline distT="0" distB="0" distL="0" distR="0" wp14:anchorId="630CF036" wp14:editId="7C4DB050">
+            <wp:extent cx="5400040" cy="2614295"/>
+            <wp:effectExtent l="0" t="0" r="0" b="0"/>
+            <wp:docPr id="23" name="Imagen 23"/>
+            <wp:cNvGraphicFramePr>
+              <a:graphicFrameLocks xmlns:a="http://schemas.openxmlformats.org/drawingml/2006/main" noChangeAspect="1"/>
+            </wp:cNvGraphicFramePr>
+            <a:graphic xmlns:a="http://schemas.openxmlformats.org/drawingml/2006/main">
+              <a:graphicData uri="http://schemas.openxmlformats.org/drawingml/2006/picture">
+                <pic:pic xmlns:pic="http://schemas.openxmlformats.org/drawingml/2006/picture">
+                  <pic:nvPicPr>
+                    <pic:cNvPr id="1" name=""/>
+                    <pic:cNvPicPr/>
+                  </pic:nvPicPr>
+                  <pic:blipFill>
+                    <a:blip r:embed="rId32"/>
+                    <a:stretch>
+                      <a:fillRect/>
+                    </a:stretch>
+                  </pic:blipFill>
+                  <pic:spPr>
+                    <a:xfrm>
+                      <a:off x="0" y="0"/>
+                      <a:ext cx="5400040" cy="2614295"/>
+                    </a:xfrm>
+                    <a:prstGeom prst="rect">
+                      <a:avLst/>
+                    </a:prstGeom>
+                  </pic:spPr>
+                </pic:pic>
+              </a:graphicData>
+            </a:graphic>
+          </wp:inline>
+        </w:drawing>
+      </w:r>
+    </w:p>
+    <w:p>
+      <w:pPr>
+        <w:pStyle w:val="Ttulo3"/>
+        <w:numPr>
+          <w:ilvl w:val="2"/>
+          <w:numId w:val="1"/>
+        </w:numPr>
+      </w:pPr>
+      <w:r>
+        <w:t>Graficas</w:t>
+      </w:r>
+    </w:p>
+    <w:p>
+      <w:r>
+        <w:rPr>
+          <w:noProof/>
+          <w:lang w:eastAsia="es-ES"/>
+        </w:rPr>
+        <w:drawing>
+          <wp:inline distT="0" distB="0" distL="0" distR="0" wp14:anchorId="733F5CCF" wp14:editId="7A2FEF12">
+            <wp:extent cx="5400040" cy="2609850"/>
+            <wp:effectExtent l="0" t="0" r="0" b="0"/>
+            <wp:docPr id="24" name="Imagen 24"/>
+            <wp:cNvGraphicFramePr>
+              <a:graphicFrameLocks xmlns:a="http://schemas.openxmlformats.org/drawingml/2006/main" noChangeAspect="1"/>
+            </wp:cNvGraphicFramePr>
+            <a:graphic xmlns:a="http://schemas.openxmlformats.org/drawingml/2006/main">
+              <a:graphicData uri="http://schemas.openxmlformats.org/drawingml/2006/picture">
+                <pic:pic xmlns:pic="http://schemas.openxmlformats.org/drawingml/2006/picture">
+                  <pic:nvPicPr>
+                    <pic:cNvPr id="1" name=""/>
+                    <pic:cNvPicPr/>
+                  </pic:nvPicPr>
+                  <pic:blipFill>
+                    <a:blip r:embed="rId33"/>
+                    <a:stretch>
+                      <a:fillRect/>
+                    </a:stretch>
+                  </pic:blipFill>
+                  <pic:spPr>
+                    <a:xfrm>
+                      <a:off x="0" y="0"/>
+                      <a:ext cx="5400040" cy="2609850"/>
+                    </a:xfrm>
+                    <a:prstGeom prst="rect">
+                      <a:avLst/>
+                    </a:prstGeom>
+                  </pic:spPr>
+                </pic:pic>
+              </a:graphicData>
+            </a:graphic>
+          </wp:inline>
+        </w:drawing>
+      </w:r>
+      <w:bookmarkStart w:id="19" w:name="_GoBack"/>
+      <w:bookmarkEnd w:id="19"/>
     </w:p>
     <w:sectPr>
-      <w:footerReference w:type="default" r:id="rId25"/>
+      <w:footerReference w:type="default" r:id="rId34"/>
       <w:pgSz w:w="11906" w:h="16838"/>
       <w:pgMar w:top="1417" w:right="1701" w:bottom="1417" w:left="1701" w:header="708" w:footer="708" w:gutter="0"/>
       <w:pgNumType w:start="0"/>
@@ -1861,7 +3943,7 @@
           <w:rPr>
             <w:noProof/>
           </w:rPr>
-          <w:t>5</w:t>
+          <w:t>10</w:t>
         </w:r>
         <w:r>
           <w:fldChar w:fldCharType="end"/>
@@ -2163,6 +4245,92 @@
     </w:lvl>
   </w:abstractNum>
   <w:abstractNum w:abstractNumId="3" w15:restartNumberingAfterBreak="0">
+    <w:nsid w:val="4A25351E"/>
+    <w:multiLevelType w:val="hybridMultilevel"/>
+    <w:tmpl w:val="FCAE3536"/>
+    <w:lvl w:ilvl="0" w:tplc="0C0A000F">
+      <w:start w:val="1"/>
+      <w:numFmt w:val="decimal"/>
+      <w:lvlText w:val="%1."/>
+      <w:lvlJc w:val="left"/>
+      <w:pPr>
+        <w:ind w:left="720" w:hanging="360"/>
+      </w:pPr>
+    </w:lvl>
+    <w:lvl w:ilvl="1" w:tplc="0C0A0019" w:tentative="1">
+      <w:start w:val="1"/>
+      <w:numFmt w:val="lowerLetter"/>
+      <w:lvlText w:val="%2."/>
+      <w:lvlJc w:val="left"/>
+      <w:pPr>
+        <w:ind w:left="1440" w:hanging="360"/>
+      </w:pPr>
+    </w:lvl>
+    <w:lvl w:ilvl="2" w:tplc="0C0A001B" w:tentative="1">
+      <w:start w:val="1"/>
+      <w:numFmt w:val="lowerRoman"/>
+      <w:lvlText w:val="%3."/>
+      <w:lvlJc w:val="right"/>
+      <w:pPr>
+        <w:ind w:left="2160" w:hanging="180"/>
+      </w:pPr>
+    </w:lvl>
+    <w:lvl w:ilvl="3" w:tplc="0C0A000F" w:tentative="1">
+      <w:start w:val="1"/>
+      <w:numFmt w:val="decimal"/>
+      <w:lvlText w:val="%4."/>
+      <w:lvlJc w:val="left"/>
+      <w:pPr>
+        <w:ind w:left="2880" w:hanging="360"/>
+      </w:pPr>
+    </w:lvl>
+    <w:lvl w:ilvl="4" w:tplc="0C0A0019" w:tentative="1">
+      <w:start w:val="1"/>
+      <w:numFmt w:val="lowerLetter"/>
+      <w:lvlText w:val="%5."/>
+      <w:lvlJc w:val="left"/>
+      <w:pPr>
+        <w:ind w:left="3600" w:hanging="360"/>
+      </w:pPr>
+    </w:lvl>
+    <w:lvl w:ilvl="5" w:tplc="0C0A001B" w:tentative="1">
+      <w:start w:val="1"/>
+      <w:numFmt w:val="lowerRoman"/>
+      <w:lvlText w:val="%6."/>
+      <w:lvlJc w:val="right"/>
+      <w:pPr>
+        <w:ind w:left="4320" w:hanging="180"/>
+      </w:pPr>
+    </w:lvl>
+    <w:lvl w:ilvl="6" w:tplc="0C0A000F" w:tentative="1">
+      <w:start w:val="1"/>
+      <w:numFmt w:val="decimal"/>
+      <w:lvlText w:val="%7."/>
+      <w:lvlJc w:val="left"/>
+      <w:pPr>
+        <w:ind w:left="5040" w:hanging="360"/>
+      </w:pPr>
+    </w:lvl>
+    <w:lvl w:ilvl="7" w:tplc="0C0A0019" w:tentative="1">
+      <w:start w:val="1"/>
+      <w:numFmt w:val="lowerLetter"/>
+      <w:lvlText w:val="%8."/>
+      <w:lvlJc w:val="left"/>
+      <w:pPr>
+        <w:ind w:left="5760" w:hanging="360"/>
+      </w:pPr>
+    </w:lvl>
+    <w:lvl w:ilvl="8" w:tplc="0C0A001B" w:tentative="1">
+      <w:start w:val="1"/>
+      <w:numFmt w:val="lowerRoman"/>
+      <w:lvlText w:val="%9."/>
+      <w:lvlJc w:val="right"/>
+      <w:pPr>
+        <w:ind w:left="6480" w:hanging="180"/>
+      </w:pPr>
+    </w:lvl>
+  </w:abstractNum>
+  <w:abstractNum w:abstractNumId="4" w15:restartNumberingAfterBreak="0">
     <w:nsid w:val="4BF36541"/>
     <w:multiLevelType w:val="multilevel"/>
     <w:tmpl w:val="0C0A001F"/>
@@ -2248,7 +4416,93 @@
       </w:pPr>
     </w:lvl>
   </w:abstractNum>
-  <w:abstractNum w:abstractNumId="4" w15:restartNumberingAfterBreak="0">
+  <w:abstractNum w:abstractNumId="5" w15:restartNumberingAfterBreak="0">
+    <w:nsid w:val="50F6371B"/>
+    <w:multiLevelType w:val="hybridMultilevel"/>
+    <w:tmpl w:val="A4B65044"/>
+    <w:lvl w:ilvl="0" w:tplc="0C0A000F">
+      <w:start w:val="1"/>
+      <w:numFmt w:val="decimal"/>
+      <w:lvlText w:val="%1."/>
+      <w:lvlJc w:val="left"/>
+      <w:pPr>
+        <w:ind w:left="720" w:hanging="360"/>
+      </w:pPr>
+    </w:lvl>
+    <w:lvl w:ilvl="1" w:tplc="0C0A0019" w:tentative="1">
+      <w:start w:val="1"/>
+      <w:numFmt w:val="lowerLetter"/>
+      <w:lvlText w:val="%2."/>
+      <w:lvlJc w:val="left"/>
+      <w:pPr>
+        <w:ind w:left="1440" w:hanging="360"/>
+      </w:pPr>
+    </w:lvl>
+    <w:lvl w:ilvl="2" w:tplc="0C0A001B" w:tentative="1">
+      <w:start w:val="1"/>
+      <w:numFmt w:val="lowerRoman"/>
+      <w:lvlText w:val="%3."/>
+      <w:lvlJc w:val="right"/>
+      <w:pPr>
+        <w:ind w:left="2160" w:hanging="180"/>
+      </w:pPr>
+    </w:lvl>
+    <w:lvl w:ilvl="3" w:tplc="0C0A000F" w:tentative="1">
+      <w:start w:val="1"/>
+      <w:numFmt w:val="decimal"/>
+      <w:lvlText w:val="%4."/>
+      <w:lvlJc w:val="left"/>
+      <w:pPr>
+        <w:ind w:left="2880" w:hanging="360"/>
+      </w:pPr>
+    </w:lvl>
+    <w:lvl w:ilvl="4" w:tplc="0C0A0019" w:tentative="1">
+      <w:start w:val="1"/>
+      <w:numFmt w:val="lowerLetter"/>
+      <w:lvlText w:val="%5."/>
+      <w:lvlJc w:val="left"/>
+      <w:pPr>
+        <w:ind w:left="3600" w:hanging="360"/>
+      </w:pPr>
+    </w:lvl>
+    <w:lvl w:ilvl="5" w:tplc="0C0A001B" w:tentative="1">
+      <w:start w:val="1"/>
+      <w:numFmt w:val="lowerRoman"/>
+      <w:lvlText w:val="%6."/>
+      <w:lvlJc w:val="right"/>
+      <w:pPr>
+        <w:ind w:left="4320" w:hanging="180"/>
+      </w:pPr>
+    </w:lvl>
+    <w:lvl w:ilvl="6" w:tplc="0C0A000F" w:tentative="1">
+      <w:start w:val="1"/>
+      <w:numFmt w:val="decimal"/>
+      <w:lvlText w:val="%7."/>
+      <w:lvlJc w:val="left"/>
+      <w:pPr>
+        <w:ind w:left="5040" w:hanging="360"/>
+      </w:pPr>
+    </w:lvl>
+    <w:lvl w:ilvl="7" w:tplc="0C0A0019" w:tentative="1">
+      <w:start w:val="1"/>
+      <w:numFmt w:val="lowerLetter"/>
+      <w:lvlText w:val="%8."/>
+      <w:lvlJc w:val="left"/>
+      <w:pPr>
+        <w:ind w:left="5760" w:hanging="360"/>
+      </w:pPr>
+    </w:lvl>
+    <w:lvl w:ilvl="8" w:tplc="0C0A001B" w:tentative="1">
+      <w:start w:val="1"/>
+      <w:numFmt w:val="lowerRoman"/>
+      <w:lvlText w:val="%9."/>
+      <w:lvlJc w:val="right"/>
+      <w:pPr>
+        <w:ind w:left="6480" w:hanging="180"/>
+      </w:pPr>
+    </w:lvl>
+  </w:abstractNum>
+  <w:abstractNum w:abstractNumId="6" w15:restartNumberingAfterBreak="0">
     <w:nsid w:val="54D24516"/>
     <w:multiLevelType w:val="multilevel"/>
     <w:tmpl w:val="0C0A001F"/>
@@ -2334,7 +4588,7 @@
       </w:pPr>
     </w:lvl>
   </w:abstractNum>
-  <w:abstractNum w:abstractNumId="5" w15:restartNumberingAfterBreak="0">
+  <w:abstractNum w:abstractNumId="7" w15:restartNumberingAfterBreak="0">
     <w:nsid w:val="57CE41E1"/>
     <w:multiLevelType w:val="multilevel"/>
     <w:tmpl w:val="0C0A001F"/>
@@ -2420,8 +4674,94 @@
       </w:pPr>
     </w:lvl>
   </w:abstractNum>
+  <w:abstractNum w:abstractNumId="8" w15:restartNumberingAfterBreak="0">
+    <w:nsid w:val="7C4B0F34"/>
+    <w:multiLevelType w:val="multilevel"/>
+    <w:tmpl w:val="0C0A001F"/>
+    <w:lvl w:ilvl="0">
+      <w:start w:val="1"/>
+      <w:numFmt w:val="decimal"/>
+      <w:lvlText w:val="%1."/>
+      <w:lvlJc w:val="left"/>
+      <w:pPr>
+        <w:ind w:left="360" w:hanging="360"/>
+      </w:pPr>
+    </w:lvl>
+    <w:lvl w:ilvl="1">
+      <w:start w:val="1"/>
+      <w:numFmt w:val="decimal"/>
+      <w:lvlText w:val="%1.%2."/>
+      <w:lvlJc w:val="left"/>
+      <w:pPr>
+        <w:ind w:left="792" w:hanging="432"/>
+      </w:pPr>
+    </w:lvl>
+    <w:lvl w:ilvl="2">
+      <w:start w:val="1"/>
+      <w:numFmt w:val="decimal"/>
+      <w:lvlText w:val="%1.%2.%3."/>
+      <w:lvlJc w:val="left"/>
+      <w:pPr>
+        <w:ind w:left="1224" w:hanging="504"/>
+      </w:pPr>
+    </w:lvl>
+    <w:lvl w:ilvl="3">
+      <w:start w:val="1"/>
+      <w:numFmt w:val="decimal"/>
+      <w:lvlText w:val="%1.%2.%3.%4."/>
+      <w:lvlJc w:val="left"/>
+      <w:pPr>
+        <w:ind w:left="1728" w:hanging="648"/>
+      </w:pPr>
+    </w:lvl>
+    <w:lvl w:ilvl="4">
+      <w:start w:val="1"/>
+      <w:numFmt w:val="decimal"/>
+      <w:lvlText w:val="%1.%2.%3.%4.%5."/>
+      <w:lvlJc w:val="left"/>
+      <w:pPr>
+        <w:ind w:left="2232" w:hanging="792"/>
+      </w:pPr>
+    </w:lvl>
+    <w:lvl w:ilvl="5">
+      <w:start w:val="1"/>
+      <w:numFmt w:val="decimal"/>
+      <w:lvlText w:val="%1.%2.%3.%4.%5.%6."/>
+      <w:lvlJc w:val="left"/>
+      <w:pPr>
+        <w:ind w:left="2736" w:hanging="936"/>
+      </w:pPr>
+    </w:lvl>
+    <w:lvl w:ilvl="6">
+      <w:start w:val="1"/>
+      <w:numFmt w:val="decimal"/>
+      <w:lvlText w:val="%1.%2.%3.%4.%5.%6.%7."/>
+      <w:lvlJc w:val="left"/>
+      <w:pPr>
+        <w:ind w:left="3240" w:hanging="1080"/>
+      </w:pPr>
+    </w:lvl>
+    <w:lvl w:ilvl="7">
+      <w:start w:val="1"/>
+      <w:numFmt w:val="decimal"/>
+      <w:lvlText w:val="%1.%2.%3.%4.%5.%6.%7.%8."/>
+      <w:lvlJc w:val="left"/>
+      <w:pPr>
+        <w:ind w:left="3744" w:hanging="1224"/>
+      </w:pPr>
+    </w:lvl>
+    <w:lvl w:ilvl="8">
+      <w:start w:val="1"/>
+      <w:numFmt w:val="decimal"/>
+      <w:lvlText w:val="%1.%2.%3.%4.%5.%6.%7.%8.%9."/>
+      <w:lvlJc w:val="left"/>
+      <w:pPr>
+        <w:ind w:left="4320" w:hanging="1440"/>
+      </w:pPr>
+    </w:lvl>
+  </w:abstractNum>
   <w:num w:numId="1">
-    <w:abstractNumId w:val="3"/>
+    <w:abstractNumId w:val="4"/>
   </w:num>
   <w:num w:numId="2">
     <w:abstractNumId w:val="1"/>
@@ -2430,13 +4770,22 @@
     <w:abstractNumId w:val="0"/>
   </w:num>
   <w:num w:numId="4">
-    <w:abstractNumId w:val="5"/>
+    <w:abstractNumId w:val="7"/>
   </w:num>
   <w:num w:numId="5">
-    <w:abstractNumId w:val="4"/>
+    <w:abstractNumId w:val="6"/>
   </w:num>
   <w:num w:numId="6">
     <w:abstractNumId w:val="2"/>
+  </w:num>
+  <w:num w:numId="7">
+    <w:abstractNumId w:val="5"/>
+  </w:num>
+  <w:num w:numId="8">
+    <w:abstractNumId w:val="3"/>
+  </w:num>
+  <w:num w:numId="9">
+    <w:abstractNumId w:val="8"/>
   </w:num>
 </w:numbering>
 </file>
@@ -3107,6 +5456,44 @@
       <w:color w:val="2E74B5" w:themeColor="accent1" w:themeShade="BF"/>
     </w:rPr>
   </w:style>
+  <w:style w:type="paragraph" w:styleId="TDC1">
+    <w:name w:val="toc 1"/>
+    <w:basedOn w:val="Normal"/>
+    <w:next w:val="Normal"/>
+    <w:autoRedefine/>
+    <w:uiPriority w:val="39"/>
+    <w:unhideWhenUsed/>
+    <w:rsid w:val="00C10A57"/>
+    <w:pPr>
+      <w:spacing w:after="100"/>
+    </w:pPr>
+  </w:style>
+  <w:style w:type="paragraph" w:styleId="TDC2">
+    <w:name w:val="toc 2"/>
+    <w:basedOn w:val="Normal"/>
+    <w:next w:val="Normal"/>
+    <w:autoRedefine/>
+    <w:uiPriority w:val="39"/>
+    <w:unhideWhenUsed/>
+    <w:rsid w:val="00C10A57"/>
+    <w:pPr>
+      <w:spacing w:after="100"/>
+      <w:ind w:left="220"/>
+    </w:pPr>
+  </w:style>
+  <w:style w:type="paragraph" w:styleId="TDC3">
+    <w:name w:val="toc 3"/>
+    <w:basedOn w:val="Normal"/>
+    <w:next w:val="Normal"/>
+    <w:autoRedefine/>
+    <w:uiPriority w:val="39"/>
+    <w:unhideWhenUsed/>
+    <w:rsid w:val="00C10A57"/>
+    <w:pPr>
+      <w:spacing w:after="100"/>
+      <w:ind w:left="440"/>
+    </w:pPr>
+  </w:style>
 </w:styles>
 </file>
 
@@ -3395,7 +5782,7 @@
 </file>
 
 <file path=customXml/itemProps2.xml><?xml version="1.0" encoding="utf-8"?>
-<ds:datastoreItem xmlns:ds="http://schemas.openxmlformats.org/officeDocument/2006/customXml" ds:itemID="{EC445C1B-12D9-4255-BD3E-881826E95559}">
+<ds:datastoreItem xmlns:ds="http://schemas.openxmlformats.org/officeDocument/2006/customXml" ds:itemID="{0438FDDF-3203-4899-8E2B-901D4E2AA459}">
   <ds:schemaRefs>
     <ds:schemaRef ds:uri="http://schemas.openxmlformats.org/officeDocument/2006/bibliography"/>
   </ds:schemaRefs>

--- a/Diabetes/Manual usuario proyecto Diabetes.docx
+++ b/Diabetes/Manual usuario proyecto Diabetes.docx
@@ -2,6 +2,8 @@
 <file path=word/document.xml><?xml version="1.0" encoding="utf-8"?>
 <w:document xmlns:wpc="http://schemas.microsoft.com/office/word/2010/wordprocessingCanvas" xmlns:cx="http://schemas.microsoft.com/office/drawing/2014/chartex" xmlns:cx1="http://schemas.microsoft.com/office/drawing/2015/9/8/chartex" xmlns:mc="http://schemas.openxmlformats.org/markup-compatibility/2006" xmlns:o="urn:schemas-microsoft-com:office:office" xmlns:r="http://schemas.openxmlformats.org/officeDocument/2006/relationships" xmlns:m="http://schemas.openxmlformats.org/officeDocument/2006/math" xmlns:v="urn:schemas-microsoft-com:vml" xmlns:wp14="http://schemas.microsoft.com/office/word/2010/wordprocessingDrawing" xmlns:wp="http://schemas.openxmlformats.org/drawingml/2006/wordprocessingDrawing" xmlns:w10="urn:schemas-microsoft-com:office:word" xmlns:w="http://schemas.openxmlformats.org/wordprocessingml/2006/main" xmlns:w14="http://schemas.microsoft.com/office/word/2010/wordml" xmlns:w15="http://schemas.microsoft.com/office/word/2012/wordml" xmlns:w16se="http://schemas.microsoft.com/office/word/2015/wordml/symex" xmlns:wpg="http://schemas.microsoft.com/office/word/2010/wordprocessingGroup" xmlns:wpi="http://schemas.microsoft.com/office/word/2010/wordprocessingInk" xmlns:wne="http://schemas.microsoft.com/office/word/2006/wordml" xmlns:wps="http://schemas.microsoft.com/office/word/2010/wordprocessingShape" mc:Ignorable="w14 w15 w16se wp14">
   <w:body>
+    <w:bookmarkStart w:id="0" w:name="_GoBack" w:displacedByCustomXml="next"/>
+    <w:bookmarkEnd w:id="0" w:displacedByCustomXml="next"/>
     <w:sdt>
       <w:sdtPr>
         <w:id w:val="-287276728"/>
@@ -2457,12 +2459,12 @@
           <w:numId w:val="1"/>
         </w:numPr>
       </w:pPr>
-      <w:bookmarkStart w:id="0" w:name="_Toc192491466"/>
+      <w:bookmarkStart w:id="1" w:name="_Toc192491466"/>
       <w:r>
         <w:lastRenderedPageBreak/>
         <w:t>Introducción</w:t>
       </w:r>
-      <w:bookmarkEnd w:id="0"/>
+      <w:bookmarkEnd w:id="1"/>
     </w:p>
     <w:p>
       <w:r>
@@ -2513,11 +2515,11 @@
           <w:numId w:val="1"/>
         </w:numPr>
       </w:pPr>
-      <w:bookmarkStart w:id="1" w:name="_Toc192491467"/>
+      <w:bookmarkStart w:id="2" w:name="_Toc192491467"/>
       <w:r>
         <w:t>Registro e inicio de sesión</w:t>
       </w:r>
-      <w:bookmarkEnd w:id="1"/>
+      <w:bookmarkEnd w:id="2"/>
     </w:p>
     <w:p>
       <w:pPr>
@@ -2527,11 +2529,11 @@
           <w:numId w:val="1"/>
         </w:numPr>
       </w:pPr>
-      <w:bookmarkStart w:id="2" w:name="_Toc192491468"/>
+      <w:bookmarkStart w:id="3" w:name="_Toc192491468"/>
       <w:r>
         <w:t>Registro</w:t>
       </w:r>
-      <w:bookmarkEnd w:id="2"/>
+      <w:bookmarkEnd w:id="3"/>
     </w:p>
     <w:p>
       <w:pPr>
@@ -2686,11 +2688,11 @@
           <w:numId w:val="1"/>
         </w:numPr>
       </w:pPr>
-      <w:bookmarkStart w:id="3" w:name="_Toc192491469"/>
+      <w:bookmarkStart w:id="4" w:name="_Toc192491469"/>
       <w:r>
         <w:t>Iniciar sesión</w:t>
       </w:r>
-      <w:bookmarkEnd w:id="3"/>
+      <w:bookmarkEnd w:id="4"/>
     </w:p>
     <w:p>
       <w:r>
@@ -2786,12 +2788,12 @@
           <w:numId w:val="1"/>
         </w:numPr>
       </w:pPr>
-      <w:bookmarkStart w:id="4" w:name="_Toc192491470"/>
+      <w:bookmarkStart w:id="5" w:name="_Toc192491470"/>
       <w:r>
         <w:lastRenderedPageBreak/>
         <w:t>Manejo de la aplicación</w:t>
       </w:r>
-      <w:bookmarkEnd w:id="4"/>
+      <w:bookmarkEnd w:id="5"/>
     </w:p>
     <w:p>
       <w:pPr>
@@ -2801,11 +2803,11 @@
           <w:numId w:val="1"/>
         </w:numPr>
       </w:pPr>
-      <w:bookmarkStart w:id="5" w:name="_Toc192491471"/>
+      <w:bookmarkStart w:id="6" w:name="_Toc192491471"/>
       <w:r>
         <w:t>General</w:t>
       </w:r>
-      <w:bookmarkEnd w:id="5"/>
+      <w:bookmarkEnd w:id="6"/>
     </w:p>
     <w:p>
       <w:r>
@@ -2858,11 +2860,11 @@
           <w:numId w:val="1"/>
         </w:numPr>
       </w:pPr>
-      <w:bookmarkStart w:id="6" w:name="_Toc192491472"/>
+      <w:bookmarkStart w:id="7" w:name="_Toc192491472"/>
       <w:r>
         <w:t>Crear, editar, borrar</w:t>
       </w:r>
-      <w:bookmarkEnd w:id="6"/>
+      <w:bookmarkEnd w:id="7"/>
     </w:p>
     <w:p>
       <w:r>
@@ -2915,12 +2917,12 @@
           <w:numId w:val="1"/>
         </w:numPr>
       </w:pPr>
-      <w:bookmarkStart w:id="7" w:name="_Toc192491473"/>
+      <w:bookmarkStart w:id="8" w:name="_Toc192491473"/>
       <w:r>
         <w:lastRenderedPageBreak/>
         <w:t>Control</w:t>
       </w:r>
-      <w:bookmarkEnd w:id="7"/>
+      <w:bookmarkEnd w:id="8"/>
     </w:p>
     <w:p>
       <w:pPr>
@@ -2930,11 +2932,11 @@
           <w:numId w:val="1"/>
         </w:numPr>
       </w:pPr>
-      <w:bookmarkStart w:id="8" w:name="_Toc192491474"/>
+      <w:bookmarkStart w:id="9" w:name="_Toc192491474"/>
       <w:r>
         <w:t>Crear</w:t>
       </w:r>
-      <w:bookmarkEnd w:id="8"/>
+      <w:bookmarkEnd w:id="9"/>
     </w:p>
     <w:p>
       <w:r>
@@ -3000,11 +3002,11 @@
           <w:numId w:val="1"/>
         </w:numPr>
       </w:pPr>
-      <w:bookmarkStart w:id="9" w:name="_Toc192491475"/>
+      <w:bookmarkStart w:id="10" w:name="_Toc192491475"/>
       <w:r>
         <w:t>Editar</w:t>
       </w:r>
-      <w:bookmarkEnd w:id="9"/>
+      <w:bookmarkEnd w:id="10"/>
     </w:p>
     <w:p>
       <w:r>
@@ -3101,11 +3103,11 @@
           <w:numId w:val="1"/>
         </w:numPr>
       </w:pPr>
-      <w:bookmarkStart w:id="10" w:name="_Toc192491476"/>
+      <w:bookmarkStart w:id="11" w:name="_Toc192491476"/>
       <w:r>
         <w:t>Borrar</w:t>
       </w:r>
-      <w:bookmarkEnd w:id="10"/>
+      <w:bookmarkEnd w:id="11"/>
     </w:p>
     <w:p>
       <w:r>
@@ -3158,11 +3160,11 @@
           <w:numId w:val="1"/>
         </w:numPr>
       </w:pPr>
-      <w:bookmarkStart w:id="11" w:name="_Toc192491477"/>
+      <w:bookmarkStart w:id="12" w:name="_Toc192491477"/>
       <w:r>
         <w:t>Comida</w:t>
       </w:r>
-      <w:bookmarkEnd w:id="11"/>
+      <w:bookmarkEnd w:id="12"/>
     </w:p>
     <w:p>
       <w:pPr>
@@ -3172,11 +3174,11 @@
           <w:numId w:val="1"/>
         </w:numPr>
       </w:pPr>
-      <w:bookmarkStart w:id="12" w:name="_Toc192491478"/>
+      <w:bookmarkStart w:id="13" w:name="_Toc192491478"/>
       <w:r>
         <w:t>Crear</w:t>
       </w:r>
-      <w:bookmarkEnd w:id="12"/>
+      <w:bookmarkEnd w:id="13"/>
     </w:p>
     <w:p>
       <w:r>
@@ -3229,12 +3231,12 @@
           <w:numId w:val="1"/>
         </w:numPr>
       </w:pPr>
-      <w:bookmarkStart w:id="13" w:name="_Toc192491479"/>
+      <w:bookmarkStart w:id="14" w:name="_Toc192491479"/>
       <w:r>
         <w:lastRenderedPageBreak/>
         <w:t>Editar</w:t>
       </w:r>
-      <w:bookmarkEnd w:id="13"/>
+      <w:bookmarkEnd w:id="14"/>
     </w:p>
     <w:p>
       <w:r>
@@ -3330,11 +3332,11 @@
           <w:numId w:val="1"/>
         </w:numPr>
       </w:pPr>
-      <w:bookmarkStart w:id="14" w:name="_Toc192491480"/>
+      <w:bookmarkStart w:id="15" w:name="_Toc192491480"/>
       <w:r>
         <w:t>Borrar</w:t>
       </w:r>
-      <w:bookmarkEnd w:id="14"/>
+      <w:bookmarkEnd w:id="15"/>
     </w:p>
     <w:p>
       <w:r>
@@ -3387,12 +3389,12 @@
           <w:numId w:val="1"/>
         </w:numPr>
       </w:pPr>
-      <w:bookmarkStart w:id="15" w:name="_Toc192491481"/>
+      <w:bookmarkStart w:id="16" w:name="_Toc192491481"/>
       <w:r>
         <w:lastRenderedPageBreak/>
         <w:t>Híper/Hipoglucemia</w:t>
       </w:r>
-      <w:bookmarkEnd w:id="15"/>
+      <w:bookmarkEnd w:id="16"/>
     </w:p>
     <w:p>
       <w:r>
@@ -3445,11 +3447,11 @@
           <w:numId w:val="1"/>
         </w:numPr>
       </w:pPr>
-      <w:bookmarkStart w:id="16" w:name="_Toc192491482"/>
+      <w:bookmarkStart w:id="17" w:name="_Toc192491482"/>
       <w:r>
         <w:t>Crear</w:t>
       </w:r>
-      <w:bookmarkEnd w:id="16"/>
+      <w:bookmarkEnd w:id="17"/>
     </w:p>
     <w:p>
       <w:r>
@@ -3502,11 +3504,11 @@
           <w:numId w:val="1"/>
         </w:numPr>
       </w:pPr>
-      <w:bookmarkStart w:id="17" w:name="_Toc192491483"/>
+      <w:bookmarkStart w:id="18" w:name="_Toc192491483"/>
       <w:r>
         <w:t>Editar</w:t>
       </w:r>
-      <w:bookmarkEnd w:id="17"/>
+      <w:bookmarkEnd w:id="18"/>
     </w:p>
     <w:p>
       <w:r>
@@ -3603,11 +3605,11 @@
           <w:numId w:val="1"/>
         </w:numPr>
       </w:pPr>
-      <w:bookmarkStart w:id="18" w:name="_Toc192491484"/>
+      <w:bookmarkStart w:id="19" w:name="_Toc192491484"/>
       <w:r>
         <w:t>Borrar</w:t>
       </w:r>
-      <w:bookmarkEnd w:id="18"/>
+      <w:bookmarkEnd w:id="19"/>
     </w:p>
     <w:p>
       <w:r>
@@ -3872,8 +3874,6 @@
           </wp:inline>
         </w:drawing>
       </w:r>
-      <w:bookmarkStart w:id="19" w:name="_GoBack"/>
-      <w:bookmarkEnd w:id="19"/>
     </w:p>
     <w:sectPr>
       <w:footerReference w:type="default" r:id="rId34"/>
@@ -5782,7 +5782,7 @@
 </file>
 
 <file path=customXml/itemProps2.xml><?xml version="1.0" encoding="utf-8"?>
-<ds:datastoreItem xmlns:ds="http://schemas.openxmlformats.org/officeDocument/2006/customXml" ds:itemID="{0438FDDF-3203-4899-8E2B-901D4E2AA459}">
+<ds:datastoreItem xmlns:ds="http://schemas.openxmlformats.org/officeDocument/2006/customXml" ds:itemID="{70552558-EE86-4260-A865-B967C73BC652}">
   <ds:schemaRefs>
     <ds:schemaRef ds:uri="http://schemas.openxmlformats.org/officeDocument/2006/bibliography"/>
   </ds:schemaRefs>
